--- a/data/实验3：网络设备基本配置（2023详细版）.docx
+++ b/data/实验3：网络设备基本配置（2023详细版）.docx
@@ -10,8 +10,6 @@
           <w:rFonts w:hint="eastAsia"/>
         </w:rPr>
       </w:pPr>
-      <w:bookmarkStart w:id="3" w:name="_GoBack"/>
-      <w:bookmarkEnd w:id="3"/>
       <w:r>
         <w:rPr>
           <w:rFonts w:hint="eastAsia"/>
@@ -829,38 +827,11 @@
             <w:strike/>
             <w:sz w:val="24"/>
             <w:lang w:eastAsia="zh"/>
-            <w:rPrChange w:id="14" w:author="宁泰来" w:date="2025-03-05T16:55:00Z">
-              <w:rPr>
-                <w:rFonts w:hint="eastAsia" w:ascii="宋体" w:hAnsi="宋体" w:cs="宋体"/>
-                <w:strike/>
-                <w:sz w:val="24"/>
-                <w:lang w:eastAsia="zh"/>
-              </w:rPr>
-            </w:rPrChange>
           </w:rPr>
-          <w:t>在</w:t>
+          <w:t>在C</w:t>
         </w:r>
       </w:ins>
-      <w:ins w:id="16" w:author="宁泰来" w:date="2025-03-05T16:55:00Z">
-        <w:r>
-          <w:rPr>
-            <w:rFonts w:hint="eastAsia" w:ascii="宋体" w:hAnsi="宋体" w:cs="宋体"/>
-            <w:strike/>
-            <w:sz w:val="24"/>
-            <w:lang w:eastAsia="zh"/>
-            <w:rPrChange w:id="17" w:author="宁泰来" w:date="2025-03-05T16:55:00Z">
-              <w:rPr>
-                <w:rFonts w:hint="eastAsia" w:ascii="宋体" w:hAnsi="宋体" w:cs="宋体"/>
-                <w:strike/>
-                <w:sz w:val="24"/>
-                <w:lang w:eastAsia="zh"/>
-              </w:rPr>
-            </w:rPrChange>
-          </w:rPr>
-          <w:t>C</w:t>
-        </w:r>
-      </w:ins>
-      <w:ins w:id="19" w:author="宁泰来" w:date="2025-03-05T16:56:00Z">
+      <w:ins w:id="14" w:author="宁泰来" w:date="2025-03-05T16:56:00Z">
         <w:r>
           <w:rPr>
             <w:rFonts w:hint="eastAsia" w:ascii="宋体" w:hAnsi="宋体" w:cs="宋体"/>
@@ -870,64 +841,18 @@
           <w:t>:/</w:t>
         </w:r>
       </w:ins>
-      <w:ins w:id="20" w:author="宁泰来" w:date="2025-03-05T16:55:00Z">
+      <w:ins w:id="15" w:author="宁泰来" w:date="2025-03-05T16:55:00Z">
         <w:r>
           <w:rPr>
             <w:rFonts w:hint="eastAsia" w:ascii="宋体" w:hAnsi="宋体" w:cs="宋体"/>
             <w:strike/>
             <w:sz w:val="24"/>
             <w:lang w:eastAsia="zh"/>
-            <w:rPrChange w:id="21" w:author="宁泰来" w:date="2025-03-05T16:55:00Z">
-              <w:rPr>
-                <w:rFonts w:hint="eastAsia" w:ascii="宋体" w:hAnsi="宋体" w:cs="宋体"/>
-                <w:strike/>
-                <w:sz w:val="24"/>
-                <w:lang w:eastAsia="zh"/>
-              </w:rPr>
-            </w:rPrChange>
           </w:rPr>
-          <w:t>超级终端</w:t>
+          <w:t>超级终端汉化版4.0.5</w:t>
         </w:r>
       </w:ins>
-      <w:ins w:id="23" w:author="宁泰来" w:date="2025-03-05T16:55:00Z">
-        <w:r>
-          <w:rPr>
-            <w:rFonts w:hint="eastAsia" w:ascii="宋体" w:hAnsi="宋体" w:cs="宋体"/>
-            <w:strike/>
-            <w:sz w:val="24"/>
-            <w:lang w:eastAsia="zh"/>
-            <w:rPrChange w:id="24" w:author="宁泰来" w:date="2025-03-05T16:55:00Z">
-              <w:rPr>
-                <w:rFonts w:hint="eastAsia" w:ascii="宋体" w:hAnsi="宋体" w:cs="宋体"/>
-                <w:strike/>
-                <w:sz w:val="24"/>
-                <w:lang w:eastAsia="zh"/>
-              </w:rPr>
-            </w:rPrChange>
-          </w:rPr>
-          <w:t>汉化版</w:t>
-        </w:r>
-      </w:ins>
-      <w:ins w:id="26" w:author="宁泰来" w:date="2025-03-05T16:55:00Z">
-        <w:r>
-          <w:rPr>
-            <w:rFonts w:hint="eastAsia" w:ascii="宋体" w:hAnsi="宋体" w:cs="宋体"/>
-            <w:strike/>
-            <w:sz w:val="24"/>
-            <w:lang w:eastAsia="zh"/>
-            <w:rPrChange w:id="27" w:author="宁泰来" w:date="2025-03-05T16:55:00Z">
-              <w:rPr>
-                <w:rFonts w:hint="eastAsia" w:ascii="宋体" w:hAnsi="宋体" w:cs="宋体"/>
-                <w:strike/>
-                <w:sz w:val="24"/>
-                <w:lang w:eastAsia="zh"/>
-              </w:rPr>
-            </w:rPrChange>
-          </w:rPr>
-          <w:t>4.0.5</w:t>
-        </w:r>
-      </w:ins>
-      <w:ins w:id="29" w:author="宁泰来" w:date="2025-03-05T16:56:00Z">
+      <w:ins w:id="16" w:author="宁泰来" w:date="2025-03-05T16:56:00Z">
         <w:r>
           <w:rPr>
             <w:rFonts w:hint="eastAsia" w:ascii="宋体" w:hAnsi="宋体" w:cs="宋体"/>
@@ -937,7 +862,7 @@
           <w:t>/超级终端_中文_Unicode/hypertrm.exe</w:t>
         </w:r>
       </w:ins>
-      <w:ins w:id="30" w:author="宁泰来" w:date="2025-03-05T16:57:00Z">
+      <w:ins w:id="17" w:author="宁泰来" w:date="2025-03-05T16:57:00Z">
         <w:r>
           <w:rPr>
             <w:rFonts w:hint="eastAsia" w:ascii="宋体" w:hAnsi="宋体" w:cs="宋体"/>
@@ -1174,7 +1099,7 @@
     <w:p>
       <w:pPr>
         <w:rPr>
-          <w:del w:id="31" w:author="沈逸尘" w:date="2025-03-05T18:52:00Z"/>
+          <w:del w:id="18" w:author="沈逸尘" w:date="2025-03-05T18:52:00Z"/>
           <w:rFonts w:ascii="宋体" w:hAnsi="宋体" w:cs="宋体"/>
           <w:bCs/>
           <w:sz w:val="24"/>
@@ -1222,7 +1147,7 @@
     <w:p>
       <w:pPr>
         <w:rPr>
-          <w:del w:id="32" w:author="沈逸尘" w:date="2025-03-05T18:52:00Z"/>
+          <w:del w:id="19" w:author="沈逸尘" w:date="2025-03-05T18:52:00Z"/>
           <w:rFonts w:ascii="宋体" w:hAnsi="宋体" w:cs="宋体"/>
           <w:sz w:val="18"/>
           <w:szCs w:val="18"/>
@@ -1237,7 +1162,7 @@
           <w:sz w:val="24"/>
           <w:lang w:eastAsia="zh"/>
         </w:rPr>
-        <w:pPrChange w:id="33" w:author="沈逸尘" w:date="2025-03-05T18:52:00Z">
+        <w:pPrChange w:id="20" w:author="沈逸尘" w:date="2025-03-05T18:52:00Z">
           <w:pPr>
             <w:ind w:firstLine="480" w:firstLineChars="200"/>
           </w:pPr>
@@ -1264,7 +1189,7 @@
         </w:rPr>
         <w:t>口对设备进行初始配置，命令如下</w:t>
       </w:r>
-      <w:del w:id="34" w:author="刘远航" w:date="2025-03-05T23:13:00Z">
+      <w:del w:id="21" w:author="刘远航" w:date="2025-03-05T23:13:00Z">
         <w:r>
           <w:rPr>
             <w:rFonts w:ascii="宋体" w:hAnsi="宋体" w:cs="宋体"/>
@@ -1273,7 +1198,7 @@
           <w:delText>：</w:delText>
         </w:r>
       </w:del>
-      <w:ins w:id="35" w:author="刘远航" w:date="2025-03-05T23:13:00Z">
+      <w:ins w:id="22" w:author="刘远航" w:date="2025-03-05T23:13:00Z">
         <w:r>
           <w:rPr>
             <w:rFonts w:hint="eastAsia" w:ascii="宋体" w:hAnsi="宋体" w:cs="宋体"/>
@@ -1283,7 +1208,7 @@
           <w:t>(</w:t>
         </w:r>
       </w:ins>
-      <w:ins w:id="36" w:author="刘远航" w:date="2025-03-05T23:11:00Z">
+      <w:ins w:id="23" w:author="刘远航" w:date="2025-03-05T23:11:00Z">
         <w:r>
           <w:rPr>
             <w:rFonts w:hint="eastAsia" w:ascii="宋体" w:hAnsi="宋体" w:cs="宋体"/>
@@ -1293,7 +1218,7 @@
           <w:t>使用TAB键补全</w:t>
         </w:r>
       </w:ins>
-      <w:ins w:id="37" w:author="刘远航" w:date="2025-03-05T23:13:00Z">
+      <w:ins w:id="24" w:author="刘远航" w:date="2025-03-05T23:13:00Z">
         <w:r>
           <w:rPr>
             <w:rFonts w:hint="eastAsia" w:ascii="宋体" w:hAnsi="宋体" w:cs="宋体"/>
@@ -1303,7 +1228,7 @@
           <w:t>命令</w:t>
         </w:r>
       </w:ins>
-      <w:ins w:id="38" w:author="刘远航" w:date="2025-03-05T23:11:00Z">
+      <w:ins w:id="25" w:author="刘远航" w:date="2025-03-05T23:11:00Z">
         <w:r>
           <w:rPr>
             <w:rFonts w:hint="eastAsia" w:ascii="宋体" w:hAnsi="宋体" w:cs="宋体"/>
@@ -1313,7 +1238,7 @@
           <w:t>可以节省</w:t>
         </w:r>
       </w:ins>
-      <w:ins w:id="39" w:author="刘远航" w:date="2025-03-05T23:13:00Z">
+      <w:ins w:id="26" w:author="刘远航" w:date="2025-03-05T23:13:00Z">
         <w:r>
           <w:rPr>
             <w:rFonts w:hint="eastAsia" w:ascii="宋体" w:hAnsi="宋体" w:cs="宋体"/>
@@ -1323,7 +1248,7 @@
           <w:t>大量</w:t>
         </w:r>
       </w:ins>
-      <w:ins w:id="40" w:author="刘远航" w:date="2025-03-05T23:11:00Z">
+      <w:ins w:id="27" w:author="刘远航" w:date="2025-03-05T23:11:00Z">
         <w:r>
           <w:rPr>
             <w:rFonts w:hint="eastAsia" w:ascii="宋体" w:hAnsi="宋体" w:cs="宋体"/>
@@ -1333,7 +1258,7 @@
           <w:t>时间，同时也可以</w:t>
         </w:r>
       </w:ins>
-      <w:ins w:id="41" w:author="刘远航" w:date="2025-03-05T23:12:00Z">
+      <w:ins w:id="28" w:author="刘远航" w:date="2025-03-05T23:12:00Z">
         <w:r>
           <w:rPr>
             <w:rFonts w:hint="eastAsia" w:ascii="宋体" w:hAnsi="宋体" w:cs="宋体"/>
@@ -1343,7 +1268,7 @@
           <w:t>检查你的命令是否正确，比如输入sy点击TAB键，可直接生成system-view</w:t>
         </w:r>
       </w:ins>
-      <w:ins w:id="42" w:author="刘远航" w:date="2025-03-05T23:13:00Z">
+      <w:ins w:id="29" w:author="刘远航" w:date="2025-03-05T23:13:00Z">
         <w:r>
           <w:rPr>
             <w:rFonts w:hint="eastAsia" w:ascii="宋体" w:hAnsi="宋体" w:cs="宋体"/>
@@ -1363,9 +1288,6 @@
         </w:rPr>
       </w:pPr>
       <w:r>
-        <w:rPr>
-          <w:lang/>
-        </w:rPr>
         <mc:AlternateContent>
           <mc:Choice Requires="wps">
             <w:drawing>
@@ -1451,6 +1373,15 @@
       <w:pPr>
         <w:ind w:left="840" w:leftChars="400"/>
         <w:rPr>
+          <w:ins w:id="30" w:author="刘保莉 [2]" w:date="2026-01-21T22:39:26Z"/>
+          <w:sz w:val="24"/>
+        </w:rPr>
+      </w:pPr>
+    </w:p>
+    <w:p>
+      <w:pPr>
+        <w:ind w:left="840" w:leftChars="400"/>
+        <w:rPr>
           <w:sz w:val="24"/>
         </w:rPr>
       </w:pPr>
@@ -1585,7 +1516,7 @@
       <w:pPr>
         <w:ind w:left="840" w:leftChars="400"/>
         <w:rPr>
-          <w:ins w:id="43" w:author="宁泰来" w:date="2025-03-05T16:58:00Z"/>
+          <w:ins w:id="31" w:author="宁泰来" w:date="2025-03-05T16:58:00Z"/>
           <w:sz w:val="24"/>
         </w:rPr>
       </w:pPr>
@@ -1600,13 +1531,13 @@
       <w:pPr>
         <w:ind w:left="840" w:leftChars="400"/>
         <w:rPr>
-          <w:ins w:id="44" w:author="刘远航" w:date="2025-03-05T23:14:00Z"/>
+          <w:ins w:id="32" w:author="刘远航" w:date="2025-03-05T23:14:00Z"/>
           <w:rFonts w:hint="eastAsia"/>
           <w:sz w:val="24"/>
           <w:lang w:eastAsia="zh"/>
         </w:rPr>
       </w:pPr>
-      <w:ins w:id="45" w:author="宁泰来" w:date="2025-03-05T16:58:00Z">
+      <w:ins w:id="33" w:author="宁泰来" w:date="2025-03-05T16:58:00Z">
         <w:r>
           <w:rPr>
             <w:sz w:val="24"/>
@@ -1614,7 +1545,7 @@
           <w:t>[H3C-Vlan-interface1]</w:t>
         </w:r>
       </w:ins>
-      <w:ins w:id="46" w:author="宁泰来" w:date="2025-03-05T16:58:00Z">
+      <w:ins w:id="34" w:author="宁泰来" w:date="2025-03-05T16:58:00Z">
         <w:r>
           <w:rPr>
             <w:rFonts w:hint="eastAsia"/>
@@ -1634,7 +1565,7 @@
           <w:lang w:eastAsia="zh"/>
         </w:rPr>
       </w:pPr>
-      <w:ins w:id="47" w:author="刘远航" w:date="2025-03-05T23:14:00Z">
+      <w:ins w:id="35" w:author="刘远航" w:date="2025-03-05T23:14:00Z">
         <w:r>
           <w:rPr>
             <w:sz w:val="24"/>
@@ -1647,7 +1578,7 @@
       <w:pPr>
         <w:ind w:left="840" w:leftChars="400"/>
         <w:rPr>
-          <w:del w:id="48" w:author="刘远航" w:date="2025-03-05T23:14:00Z"/>
+          <w:del w:id="36" w:author="刘远航" w:date="2025-03-05T23:14:00Z"/>
           <w:rFonts w:hint="eastAsia" w:eastAsia="宋体"/>
           <w:sz w:val="18"/>
           <w:szCs w:val="18"/>
@@ -1659,11 +1590,11 @@
       <w:pPr>
         <w:ind w:left="840" w:leftChars="400"/>
         <w:rPr>
-          <w:del w:id="49" w:author="刘远航" w:date="2025-03-05T23:14:00Z"/>
-          <w:sz w:val="24"/>
-        </w:rPr>
-      </w:pPr>
-      <w:del w:id="50" w:author="刘远航" w:date="2025-03-05T23:14:00Z">
+          <w:del w:id="37" w:author="刘远航" w:date="2025-03-05T23:14:00Z"/>
+          <w:sz w:val="24"/>
+        </w:rPr>
+      </w:pPr>
+      <w:del w:id="38" w:author="刘远航" w:date="2025-03-05T23:14:00Z">
         <w:r>
           <w:rPr>
             <w:sz w:val="24"/>
@@ -1674,9 +1605,274 @@
     </w:p>
     <w:p>
       <w:pPr>
-        <w:rPr>
+        <w:ind w:left="840" w:leftChars="400"/>
+        <w:rPr>
+          <w:ins w:id="39" w:author="刘保莉 [2]" w:date="2026-01-22T00:18:28Z"/>
+          <w:sz w:val="24"/>
+        </w:rPr>
+      </w:pPr>
+      <w:ins w:id="40" w:author="刘保莉 [2]" w:date="2026-01-22T00:18:21Z">
+        <w:r>
+          <w:rPr>
+            <w:rFonts w:hint="eastAsia"/>
+            <w:sz w:val="24"/>
+            <w:lang w:val="en-US" w:eastAsia="zh-CN"/>
+          </w:rPr>
+          <w:t>配置</w:t>
+        </w:r>
+      </w:ins>
+      <w:ins w:id="41" w:author="刘保莉 [2]" w:date="2026-01-22T00:18:23Z">
+        <w:r>
+          <w:rPr>
+            <w:rFonts w:hint="eastAsia"/>
+            <w:sz w:val="24"/>
+            <w:lang w:val="en-US" w:eastAsia="zh-CN"/>
+          </w:rPr>
+          <w:t>命令</w:t>
+        </w:r>
+      </w:ins>
+      <w:ins w:id="42" w:author="刘保莉 [2]" w:date="2026-01-22T00:18:25Z">
+        <w:r>
+          <w:rPr>
+            <w:rFonts w:hint="eastAsia"/>
+            <w:sz w:val="24"/>
+            <w:lang w:val="en-US" w:eastAsia="zh-CN"/>
+          </w:rPr>
+          <w:t>如下：</w:t>
+        </w:r>
+      </w:ins>
+      <w:ins w:id="43" w:author="刘保莉 [2]" w:date="2026-01-22T00:18:25Z">
+        <w:r>
+          <w:rPr>
+            <w:rFonts w:hint="eastAsia"/>
+            <w:sz w:val="24"/>
+            <w:lang w:val="en-US" w:eastAsia="zh-CN"/>
+          </w:rPr>
+          <w:br w:type="textWrapping"/>
+        </w:r>
+      </w:ins>
+      <w:ins w:id="44" w:author="刘保莉 [2]" w:date="2026-01-22T00:18:28Z">
+        <w:r>
+          <w:rPr>
+            <w:sz w:val="24"/>
+          </w:rPr>
+          <w:t xml:space="preserve">&lt;H3C&gt;system-view </w:t>
+        </w:r>
+      </w:ins>
+    </w:p>
+    <w:p>
+      <w:pPr>
+        <w:ind w:left="840" w:leftChars="400"/>
+        <w:rPr>
+          <w:ins w:id="45" w:author="刘保莉 [2]" w:date="2026-01-22T00:18:28Z"/>
+          <w:sz w:val="24"/>
+        </w:rPr>
+      </w:pPr>
+      <w:ins w:id="46" w:author="刘保莉 [2]" w:date="2026-01-22T00:18:28Z">
+        <w:r>
+          <w:rPr>
+            <w:sz w:val="24"/>
+          </w:rPr>
+          <w:t xml:space="preserve">[H3C]user-interface vty 0 4   </w:t>
+        </w:r>
+      </w:ins>
+    </w:p>
+    <w:p>
+      <w:pPr>
+        <w:ind w:left="840" w:leftChars="400"/>
+        <w:rPr>
+          <w:ins w:id="47" w:author="刘保莉 [2]" w:date="2026-01-22T00:18:28Z"/>
+          <w:sz w:val="18"/>
+          <w:szCs w:val="18"/>
+        </w:rPr>
+      </w:pPr>
+    </w:p>
+    <w:p>
+      <w:pPr>
+        <w:ind w:left="840" w:leftChars="400"/>
+        <w:rPr>
+          <w:ins w:id="48" w:author="刘保莉 [2]" w:date="2026-01-22T00:18:28Z"/>
+          <w:sz w:val="24"/>
+        </w:rPr>
+      </w:pPr>
+      <w:ins w:id="49" w:author="刘保莉 [2]" w:date="2026-01-22T00:18:28Z">
+        <w:r>
+          <w:rPr>
+            <w:sz w:val="24"/>
+          </w:rPr>
+          <w:t xml:space="preserve">[H3C-ui-vty0-4]authentication-mode password </w:t>
+        </w:r>
+      </w:ins>
+    </w:p>
+    <w:p>
+      <w:pPr>
+        <w:ind w:left="840" w:leftChars="400"/>
+        <w:rPr>
+          <w:ins w:id="50" w:author="刘保莉 [2]" w:date="2026-01-22T00:18:28Z"/>
+          <w:sz w:val="18"/>
+          <w:szCs w:val="18"/>
+        </w:rPr>
+      </w:pPr>
+    </w:p>
+    <w:p>
+      <w:pPr>
+        <w:ind w:left="840" w:leftChars="400"/>
+        <w:rPr>
+          <w:ins w:id="51" w:author="刘保莉 [2]" w:date="2026-01-22T00:18:28Z"/>
+          <w:sz w:val="24"/>
+        </w:rPr>
+      </w:pPr>
+      <w:ins w:id="52" w:author="刘保莉 [2]" w:date="2026-01-22T00:18:28Z">
+        <w:r>
+          <w:rPr>
+            <w:sz w:val="24"/>
+          </w:rPr>
+          <w:t xml:space="preserve">[H3C-ui-vty0-4]set authentication password simple h3c </w:t>
+        </w:r>
+      </w:ins>
+    </w:p>
+    <w:p>
+      <w:pPr>
+        <w:ind w:left="840" w:leftChars="400"/>
+        <w:rPr>
+          <w:ins w:id="53" w:author="刘保莉 [2]" w:date="2026-01-22T00:18:28Z"/>
+          <w:sz w:val="24"/>
+        </w:rPr>
+      </w:pPr>
+      <w:ins w:id="54" w:author="刘保莉 [2]" w:date="2026-01-22T00:18:28Z">
+        <w:r>
+          <w:rPr>
+            <w:sz w:val="24"/>
+          </w:rPr>
+          <w:t>[H3C-ui-vty0-4]user-role network-admin</w:t>
+        </w:r>
+      </w:ins>
+    </w:p>
+    <w:p>
+      <w:pPr>
+        <w:ind w:left="840" w:leftChars="400"/>
+        <w:rPr>
+          <w:ins w:id="55" w:author="刘保莉 [2]" w:date="2026-01-22T00:18:28Z"/>
+          <w:sz w:val="18"/>
+          <w:szCs w:val="18"/>
+        </w:rPr>
+      </w:pPr>
+    </w:p>
+    <w:p>
+      <w:pPr>
+        <w:ind w:left="840" w:leftChars="400"/>
+        <w:rPr>
+          <w:ins w:id="56" w:author="刘保莉 [2]" w:date="2026-01-22T00:18:28Z"/>
+          <w:sz w:val="24"/>
+        </w:rPr>
+      </w:pPr>
+      <w:ins w:id="57" w:author="刘保莉 [2]" w:date="2026-01-22T00:18:28Z">
+        <w:r>
+          <w:rPr>
+            <w:sz w:val="24"/>
+          </w:rPr>
+          <w:t xml:space="preserve">[H3C-ui-vty0-4]quit </w:t>
+        </w:r>
+      </w:ins>
+    </w:p>
+    <w:p>
+      <w:pPr>
+        <w:ind w:left="840" w:leftChars="400"/>
+        <w:rPr>
+          <w:ins w:id="58" w:author="刘保莉 [2]" w:date="2026-01-22T00:18:28Z"/>
+          <w:sz w:val="18"/>
+          <w:szCs w:val="18"/>
+        </w:rPr>
+      </w:pPr>
+    </w:p>
+    <w:p>
+      <w:pPr>
+        <w:ind w:left="840" w:leftChars="400"/>
+        <w:rPr>
+          <w:ins w:id="59" w:author="刘保莉 [2]" w:date="2026-01-22T00:18:28Z"/>
+          <w:sz w:val="24"/>
+        </w:rPr>
+      </w:pPr>
+      <w:ins w:id="60" w:author="刘保莉 [2]" w:date="2026-01-22T00:18:28Z">
+        <w:r>
+          <w:rPr>
+            <w:sz w:val="24"/>
+          </w:rPr>
+          <w:t xml:space="preserve">[H3C]interface vlan 1 </w:t>
+        </w:r>
+      </w:ins>
+    </w:p>
+    <w:p>
+      <w:pPr>
+        <w:ind w:left="840" w:leftChars="400"/>
+        <w:rPr>
+          <w:ins w:id="61" w:author="刘保莉 [2]" w:date="2026-01-22T00:18:28Z"/>
+          <w:sz w:val="24"/>
+        </w:rPr>
+      </w:pPr>
+      <w:ins w:id="62" w:author="刘保莉 [2]" w:date="2026-01-22T00:18:28Z">
+        <w:r>
+          <w:rPr>
+            <w:sz w:val="24"/>
+          </w:rPr>
+          <w:t xml:space="preserve">[H3C-Vlan-interface1]ip address 192.168.0.2 255.255.255.0 </w:t>
+        </w:r>
+      </w:ins>
+    </w:p>
+    <w:p>
+      <w:pPr>
+        <w:ind w:left="840" w:leftChars="400"/>
+        <w:rPr>
+          <w:ins w:id="63" w:author="刘保莉 [2]" w:date="2026-01-22T00:18:28Z"/>
           <w:rFonts w:hint="eastAsia"/>
           <w:sz w:val="24"/>
+          <w:lang w:eastAsia="zh"/>
+        </w:rPr>
+      </w:pPr>
+      <w:ins w:id="64" w:author="刘保莉 [2]" w:date="2026-01-22T00:18:28Z">
+        <w:r>
+          <w:rPr>
+            <w:sz w:val="24"/>
+          </w:rPr>
+          <w:t>[H3C-Vlan-interface1]</w:t>
+        </w:r>
+      </w:ins>
+      <w:ins w:id="65" w:author="刘保莉 [2]" w:date="2026-01-22T00:18:28Z">
+        <w:r>
+          <w:rPr>
+            <w:rFonts w:hint="eastAsia"/>
+            <w:sz w:val="24"/>
+            <w:lang w:eastAsia="zh"/>
+          </w:rPr>
+          <w:t>quit</w:t>
+        </w:r>
+      </w:ins>
+    </w:p>
+    <w:p>
+      <w:pPr>
+        <w:ind w:left="840" w:leftChars="400"/>
+        <w:rPr>
+          <w:ins w:id="66" w:author="刘保莉 [2]" w:date="2026-01-22T00:18:28Z"/>
+          <w:rFonts w:hint="eastAsia"/>
+          <w:sz w:val="24"/>
+          <w:lang w:eastAsia="zh"/>
+        </w:rPr>
+      </w:pPr>
+      <w:ins w:id="67" w:author="刘保莉 [2]" w:date="2026-01-22T00:18:28Z">
+        <w:r>
+          <w:rPr>
+            <w:sz w:val="24"/>
+          </w:rPr>
+          <w:t>[H3C]telnet server enable</w:t>
+        </w:r>
+      </w:ins>
+    </w:p>
+    <w:p>
+      <w:pPr>
+        <w:rPr>
+          <w:rFonts w:hint="default" w:eastAsia="宋体"/>
+          <w:sz w:val="24"/>
+          <w:lang w:val="en-US" w:eastAsia="zh-CN"/>
         </w:rPr>
       </w:pPr>
     </w:p>
@@ -1687,11 +1883,6 @@
           <w:rFonts w:hint="eastAsia" w:ascii="宋体" w:hAnsi="宋体" w:cs="宋体"/>
           <w:sz w:val="24"/>
         </w:rPr>
-        <w:pPrChange w:id="51" w:author="沈逸尘" w:date="2025-03-05T19:02:00Z">
-          <w:pPr>
-            <w:ind w:firstLine="480" w:firstLineChars="200"/>
-          </w:pPr>
-        </w:pPrChange>
       </w:pPr>
       <w:r>
         <w:rPr>
@@ -1700,7 +1891,7 @@
         </w:rPr>
         <w:t>（配置时可能会出现风扇警告，可以</w:t>
       </w:r>
-      <w:ins w:id="52" w:author="沈逸尘" w:date="2025-03-05T18:52:00Z">
+      <w:ins w:id="68" w:author="沈逸尘" w:date="2025-03-05T18:52:00Z">
         <w:r>
           <w:rPr>
             <w:rFonts w:hint="eastAsia" w:ascii="宋体" w:hAnsi="宋体" w:cs="宋体"/>
@@ -1787,7 +1978,7 @@
       <w:pPr>
         <w:ind w:firstLine="440" w:firstLineChars="200"/>
         <w:rPr>
-          <w:ins w:id="53" w:author="沈逸尘" w:date="2025-03-05T19:02:00Z"/>
+          <w:ins w:id="69" w:author="沈逸尘" w:date="2025-03-05T19:02:00Z"/>
           <w:rFonts w:ascii="宋体" w:hAnsi="宋体" w:cs="宋体"/>
           <w:sz w:val="22"/>
           <w:szCs w:val="22"/>
@@ -1854,7 +2045,7 @@
       <w:pPr>
         <w:ind w:firstLine="440" w:firstLineChars="200"/>
         <w:rPr>
-          <w:ins w:id="54" w:author="沈逸尘" w:date="2025-03-05T19:02:00Z"/>
+          <w:ins w:id="70" w:author="沈逸尘" w:date="2025-03-05T19:02:00Z"/>
           <w:rFonts w:ascii="宋体" w:hAnsi="宋体" w:cs="宋体"/>
           <w:sz w:val="22"/>
           <w:szCs w:val="22"/>
@@ -1877,7 +2068,7 @@
           <w:lang w:eastAsia="zh"/>
         </w:rPr>
       </w:pPr>
-      <w:ins w:id="55" w:author="沈逸尘" w:date="2025-03-05T19:02:00Z">
+      <w:ins w:id="71" w:author="沈逸尘" w:date="2025-03-05T19:02:00Z">
         <w:r>
           <w:rPr>
             <w:rFonts w:hint="eastAsia" w:ascii="宋体" w:hAnsi="宋体" w:cs="宋体"/>
@@ -1888,7 +2079,7 @@
           <w:t>&gt; 这里的配置实际上是在为我们使用telnet连接到交换机做准备，</w:t>
         </w:r>
       </w:ins>
-      <w:ins w:id="56" w:author="沈逸尘" w:date="2025-03-05T19:03:00Z">
+      <w:ins w:id="72" w:author="沈逸尘" w:date="2025-03-05T19:03:00Z">
         <w:r>
           <w:rPr>
             <w:rFonts w:hint="eastAsia" w:ascii="宋体" w:hAnsi="宋体" w:cs="宋体"/>
@@ -1899,7 +2090,7 @@
           <w:t>telnet是一种类似于ssh的协议，</w:t>
         </w:r>
       </w:ins>
-      <w:ins w:id="57" w:author="沈逸尘" w:date="2025-03-05T19:03:00Z">
+      <w:ins w:id="73" w:author="沈逸尘" w:date="2025-03-05T19:03:00Z">
         <w:r>
           <w:rPr/>
           <w:t>允许用户通过远程终端访问和管理另一台计算机或网络设备。</w:t>
@@ -6446,9 +6637,6 @@
         </w:rPr>
       </w:pPr>
       <w:r>
-        <w:rPr>
-          <w:lang/>
-        </w:rPr>
         <w:drawing>
           <wp:anchor distT="0" distB="0" distL="114300" distR="114300" simplePos="0" relativeHeight="251728896" behindDoc="0" locked="0" layoutInCell="1" allowOverlap="1">
             <wp:simplePos x="0" y="0"/>
@@ -6516,9 +6704,6 @@
         </w:rPr>
       </w:pPr>
       <w:r>
-        <w:rPr>
-          <w:lang/>
-        </w:rPr>
         <w:drawing>
           <wp:anchor distT="0" distB="0" distL="114300" distR="114300" simplePos="0" relativeHeight="251729920" behindDoc="0" locked="0" layoutInCell="1" allowOverlap="1">
             <wp:simplePos x="0" y="0"/>
@@ -6739,9 +6924,6 @@
         </w:rPr>
       </w:pPr>
       <w:r>
-        <w:rPr>
-          <w:lang/>
-        </w:rPr>
         <w:drawing>
           <wp:anchor distT="0" distB="0" distL="0" distR="0" simplePos="0" relativeHeight="251730944" behindDoc="0" locked="0" layoutInCell="1" allowOverlap="1">
             <wp:simplePos x="0" y="0"/>
@@ -6811,9 +6993,6 @@
         </w:sectPr>
       </w:pPr>
       <w:r>
-        <w:rPr>
-          <w:lang/>
-        </w:rPr>
         <mc:AlternateContent>
           <mc:Choice Requires="wps">
             <w:drawing>
@@ -6891,7 +7070,7 @@
                     </wps:wsp>
                   </a:graphicData>
                 </a:graphic>
-                <wp14:sizeRelH relativeFrom="margin">
+                <wp14:sizeRelH relativeFrom="page">
                   <wp14:pctWidth>0</wp14:pctWidth>
                 </wp14:sizeRelH>
                 <wp14:sizeRelV relativeFrom="margin">
@@ -6902,7 +7081,7 @@
           </mc:Choice>
           <mc:Fallback>
             <w:pict>
-              <v:shape id="文本框 59" o:spid="_x0000_s1026" o:spt="202" type="#_x0000_t202" style="position:absolute;left:0pt;margin-left:49.8pt;margin-top:9.25pt;height:138.75pt;width:427.55pt;mso-wrap-distance-bottom:3.6pt;mso-wrap-distance-left:9pt;mso-wrap-distance-right:9pt;mso-wrap-distance-top:3.6pt;z-index:251731968;mso-width-relative:margin;mso-height-relative:margin;mso-height-percent:200;" fillcolor="#FFFFFF" filled="t" stroked="t" coordsize="21600,21600" o:gfxdata="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">
+              <v:shape id="文本框 59" o:spid="_x0000_s1026" o:spt="202" type="#_x0000_t202" style="position:absolute;left:0pt;margin-left:49.8pt;margin-top:9.25pt;height:138.75pt;width:427.55pt;mso-wrap-distance-bottom:3.6pt;mso-wrap-distance-left:9pt;mso-wrap-distance-right:9pt;mso-wrap-distance-top:3.6pt;z-index:251731968;mso-width-relative:page;mso-height-relative:margin;mso-height-percent:200;" fillcolor="#FFFFFF" filled="t" stroked="t" coordsize="21600,21600" o:gfxdata="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">
                 <v:fill on="t" focussize="0,0"/>
                 <v:stroke color="#000000" joinstyle="miter"/>
                 <v:imagedata o:title=""/>
@@ -7438,15 +7617,9 @@
     <w:p>
       <w:pPr>
         <w:jc w:val="center"/>
-        <w:rPr>
-          <w:lang/>
-        </w:rPr>
       </w:pPr>
       <w:commentRangeStart w:id="3"/>
       <w:r>
-        <w:rPr>
-          <w:lang/>
-        </w:rPr>
         <w:drawing>
           <wp:inline distT="0" distB="0" distL="114300" distR="114300">
             <wp:extent cx="4206240" cy="1737360"/>
@@ -7497,9 +7670,6 @@
     <w:p>
       <w:pPr>
         <w:jc w:val="left"/>
-        <w:rPr>
-          <w:lang/>
-        </w:rPr>
       </w:pPr>
     </w:p>
     <w:p>
@@ -7930,9 +8100,6 @@
         </w:rPr>
       </w:pPr>
       <w:r>
-        <w:rPr>
-          <w:lang/>
-        </w:rPr>
         <mc:AlternateContent>
           <mc:Choice Requires="wps">
             <w:drawing>
@@ -8004,7 +8171,7 @@
           </mc:Choice>
           <mc:Fallback>
             <w:pict>
-              <v:shape id="任意多边形 61" o:spid="_x0000_s1026" o:spt="100" style="position:absolute;left:0pt;margin-left:76.5pt;margin-top:88.6pt;height:192.25pt;width:336.65pt;mso-position-horizontal-relative:page;mso-position-vertical-relative:page;z-index:-251606016;mso-width-relative:page;mso-height-relative:page;" filled="f" stroked="t" coordsize="7387,4520" o:gfxdata="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" path="m0,0l0,4520,7386,4520,7386,0,0,0xe">
+              <v:shape id="任意多边形 61" o:spid="_x0000_s1026" o:spt="100" style="position:absolute;left:0pt;margin-left:76.5pt;margin-top:88.6pt;height:192.25pt;width:336.65pt;mso-position-horizontal-relative:page;mso-position-vertical-relative:page;z-index:-251606016;mso-width-relative:page;mso-height-relative:page;" filled="f" stroked="t" coordsize="7387,4520" o:gfxdata="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" path="m0,0l0,4520,7386,4520,7386,0,0,0xe">
                 <v:fill on="f" focussize="0,0"/>
                 <v:stroke weight="0.72pt" color="#000000" joinstyle="round"/>
                 <v:imagedata o:title=""/>
@@ -8185,20 +8352,370 @@
     <w:p>
       <w:pPr>
         <w:rPr>
-          <w:sz w:val="24"/>
-        </w:rPr>
-      </w:pPr>
-    </w:p>
-    <w:p>
-      <w:pPr>
-        <w:rPr>
-          <w:ins w:id="58" w:author="刘远航" w:date="2025-03-05T18:09:00Z"/>
+          <w:ins w:id="74" w:author="刘保莉 [2]" w:date="2026-01-22T00:18:42Z"/>
+          <w:sz w:val="24"/>
+        </w:rPr>
+      </w:pPr>
+    </w:p>
+    <w:p>
+      <w:pPr>
+        <w:rPr>
+          <w:ins w:id="75" w:author="刘保莉 [2]" w:date="2026-01-22T00:18:53Z"/>
           <w:rFonts w:hint="eastAsia"/>
           <w:sz w:val="24"/>
+        </w:rPr>
+      </w:pPr>
+      <w:ins w:id="76" w:author="刘保莉 [2]" w:date="2026-01-22T00:18:44Z">
+        <w:r>
+          <w:rPr>
+            <w:rFonts w:hint="eastAsia"/>
+            <w:sz w:val="24"/>
+            <w:lang w:val="en-US" w:eastAsia="zh-CN"/>
+          </w:rPr>
+          <w:t>配置</w:t>
+        </w:r>
+      </w:ins>
+      <w:ins w:id="77" w:author="刘保莉 [2]" w:date="2026-01-22T00:18:46Z">
+        <w:r>
+          <w:rPr>
+            <w:rFonts w:hint="eastAsia"/>
+            <w:sz w:val="24"/>
+            <w:lang w:val="en-US" w:eastAsia="zh-CN"/>
+          </w:rPr>
+          <w:t>命令</w:t>
+        </w:r>
+      </w:ins>
+      <w:ins w:id="78" w:author="刘保莉 [2]" w:date="2026-01-22T00:18:47Z">
+        <w:r>
+          <w:rPr>
+            <w:rFonts w:hint="eastAsia"/>
+            <w:sz w:val="24"/>
+            <w:lang w:val="en-US" w:eastAsia="zh-CN"/>
+          </w:rPr>
+          <w:t>如下：</w:t>
+        </w:r>
+      </w:ins>
+      <w:ins w:id="79" w:author="刘保莉 [2]" w:date="2026-01-22T00:18:48Z">
+        <w:r>
+          <w:rPr>
+            <w:rFonts w:hint="eastAsia"/>
+            <w:sz w:val="24"/>
+            <w:lang w:val="en-US" w:eastAsia="zh-CN"/>
+          </w:rPr>
+          <w:br w:type="textWrapping"/>
+        </w:r>
+      </w:ins>
+      <w:ins w:id="80" w:author="刘保莉 [2]" w:date="2026-01-22T00:18:53Z">
+        <w:bookmarkStart w:id="3" w:name="_GoBack"/>
+        <w:r>
+          <w:rPr/>
+          <mc:AlternateContent>
+            <mc:Choice Requires="wps">
+              <w:drawing>
+                <wp:anchor distT="0" distB="0" distL="114300" distR="114300" simplePos="0" relativeHeight="251732992" behindDoc="1" locked="0" layoutInCell="1" allowOverlap="1">
+                  <wp:simplePos x="0" y="0"/>
+                  <wp:positionH relativeFrom="page">
+                    <wp:posOffset>1123950</wp:posOffset>
+                  </wp:positionH>
+                  <wp:positionV relativeFrom="page">
+                    <wp:posOffset>1277620</wp:posOffset>
+                  </wp:positionV>
+                  <wp:extent cx="4275455" cy="2441575"/>
+                  <wp:effectExtent l="6350" t="6350" r="10795" b="15875"/>
+                  <wp:wrapNone/>
+                  <wp:docPr id="81" name="任意多边形 61"/>
+                  <wp:cNvGraphicFramePr/>
+                  <a:graphic xmlns:a="http://schemas.openxmlformats.org/drawingml/2006/main">
+                    <a:graphicData uri="http://schemas.microsoft.com/office/word/2010/wordprocessingShape">
+                      <wps:wsp>
+                        <wps:cNvSpPr/>
+                        <wps:spPr>
+                          <a:xfrm>
+                            <a:off x="0" y="0"/>
+                            <a:ext cx="4275455" cy="2441575"/>
+                          </a:xfrm>
+                          <a:custGeom>
+                            <a:avLst/>
+                            <a:gdLst/>
+                            <a:ahLst/>
+                            <a:cxnLst/>
+                            <a:pathLst>
+                              <a:path w="7387" h="4520">
+                                <a:moveTo>
+                                  <a:pt x="0" y="0"/>
+                                </a:moveTo>
+                                <a:lnTo>
+                                  <a:pt x="0" y="4520"/>
+                                </a:lnTo>
+                                <a:lnTo>
+                                  <a:pt x="7386" y="4520"/>
+                                </a:lnTo>
+                                <a:lnTo>
+                                  <a:pt x="7386" y="0"/>
+                                </a:lnTo>
+                                <a:lnTo>
+                                  <a:pt x="0" y="0"/>
+                                </a:lnTo>
+                                <a:close/>
+                              </a:path>
+                            </a:pathLst>
+                          </a:custGeom>
+                          <a:noFill/>
+                          <a:ln w="9144" cap="flat" cmpd="sng">
+                            <a:solidFill>
+                              <a:srgbClr val="000000"/>
+                            </a:solidFill>
+                            <a:prstDash val="solid"/>
+                            <a:round/>
+                            <a:headEnd type="none" w="med" len="med"/>
+                            <a:tailEnd type="none" w="med" len="med"/>
+                          </a:ln>
+                        </wps:spPr>
+                        <wps:bodyPr wrap="square" upright="1"/>
+                      </wps:wsp>
+                    </a:graphicData>
+                  </a:graphic>
+                </wp:anchor>
+              </w:drawing>
+            </mc:Choice>
+            <mc:Fallback>
+              <w:pict>
+                <v:shape id="任意多边形 61" o:spid="_x0000_s1026" o:spt="100" style="position:absolute;left:0pt;margin-left:88.5pt;margin-top:100.6pt;height:192.25pt;width:336.65pt;mso-position-horizontal-relative:page;mso-position-vertical-relative:page;z-index:-251583488;mso-width-relative:page;mso-height-relative:page;" filled="f" stroked="t" coordsize="7387,4520" o:gfxdata="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" path="m0,0l0,4520,7386,4520,7386,0,0,0xe">
+                  <v:fill on="f" focussize="0,0"/>
+                  <v:stroke weight="0.72pt" color="#000000" joinstyle="round"/>
+                  <v:imagedata o:title=""/>
+                  <o:lock v:ext="edit" aspectratio="f"/>
+                </v:shape>
+              </w:pict>
+            </mc:Fallback>
+          </mc:AlternateContent>
+        </w:r>
+        <w:bookmarkEnd w:id="3"/>
+      </w:ins>
+      <w:ins w:id="82" w:author="刘保莉 [2]" w:date="2026-01-22T00:18:53Z">
+        <w:r>
+          <w:rPr>
+            <w:sz w:val="24"/>
+          </w:rPr>
+          <w:t xml:space="preserve">&lt;H3C&gt;system-view </w:t>
+        </w:r>
+      </w:ins>
+    </w:p>
+    <w:p>
+      <w:pPr>
+        <w:rPr>
+          <w:ins w:id="83" w:author="刘保莉 [2]" w:date="2026-01-22T00:18:53Z"/>
+          <w:sz w:val="18"/>
+          <w:szCs w:val="18"/>
+        </w:rPr>
+      </w:pPr>
+    </w:p>
+    <w:p>
+      <w:pPr>
+        <w:rPr>
+          <w:ins w:id="84" w:author="刘保莉 [2]" w:date="2026-01-22T00:18:53Z"/>
+          <w:sz w:val="24"/>
+        </w:rPr>
+      </w:pPr>
+      <w:ins w:id="85" w:author="刘保莉 [2]" w:date="2026-01-22T00:18:53Z">
+        <w:r>
+          <w:rPr>
+            <w:sz w:val="24"/>
+          </w:rPr>
+          <w:t xml:space="preserve">[H3C]user-interface vty 0 4   </w:t>
+        </w:r>
+      </w:ins>
+    </w:p>
+    <w:p>
+      <w:pPr>
+        <w:rPr>
+          <w:ins w:id="86" w:author="刘保莉 [2]" w:date="2026-01-22T00:18:53Z"/>
+          <w:sz w:val="18"/>
+          <w:szCs w:val="18"/>
+        </w:rPr>
+      </w:pPr>
+    </w:p>
+    <w:p>
+      <w:pPr>
+        <w:rPr>
+          <w:ins w:id="87" w:author="刘保莉 [2]" w:date="2026-01-22T00:18:53Z"/>
+          <w:sz w:val="24"/>
+        </w:rPr>
+      </w:pPr>
+      <w:ins w:id="88" w:author="刘保莉 [2]" w:date="2026-01-22T00:18:53Z">
+        <w:r>
+          <w:rPr>
+            <w:sz w:val="24"/>
+          </w:rPr>
+          <w:t xml:space="preserve">[H3C-ui-vty0-4]authentication-mode password </w:t>
+        </w:r>
+      </w:ins>
+    </w:p>
+    <w:p>
+      <w:pPr>
+        <w:rPr>
+          <w:ins w:id="89" w:author="刘保莉 [2]" w:date="2026-01-22T00:18:53Z"/>
+          <w:sz w:val="24"/>
+        </w:rPr>
+      </w:pPr>
+      <w:ins w:id="90" w:author="刘保莉 [2]" w:date="2026-01-22T00:18:53Z">
+        <w:r>
+          <w:rPr>
+            <w:sz w:val="24"/>
+          </w:rPr>
+          <w:t xml:space="preserve">[H3C-ui-vty0-4]set authentication password simple h3c </w:t>
+        </w:r>
+      </w:ins>
+    </w:p>
+    <w:p>
+      <w:pPr>
+        <w:rPr>
+          <w:ins w:id="91" w:author="刘保莉 [2]" w:date="2026-01-22T00:18:53Z"/>
+          <w:sz w:val="18"/>
+          <w:szCs w:val="18"/>
+        </w:rPr>
+      </w:pPr>
+    </w:p>
+    <w:p>
+      <w:pPr>
+        <w:rPr>
+          <w:ins w:id="92" w:author="刘保莉 [2]" w:date="2026-01-22T00:18:53Z"/>
+          <w:sz w:val="24"/>
+        </w:rPr>
+      </w:pPr>
+      <w:ins w:id="93" w:author="刘保莉 [2]" w:date="2026-01-22T00:18:53Z">
+        <w:r>
+          <w:rPr>
+            <w:sz w:val="24"/>
+          </w:rPr>
+          <w:t>[H3C-ui-vty0-4]</w:t>
+        </w:r>
+      </w:ins>
+      <w:ins w:id="94" w:author="刘保莉 [2]" w:date="2026-01-22T00:18:53Z">
+        <w:r>
+          <w:rPr/>
+          <w:t xml:space="preserve"> </w:t>
+        </w:r>
+      </w:ins>
+      <w:ins w:id="95" w:author="刘保莉 [2]" w:date="2026-01-22T00:18:53Z">
+        <w:r>
+          <w:rPr>
+            <w:sz w:val="24"/>
+          </w:rPr>
+          <w:t xml:space="preserve">user-role network-admin </w:t>
+        </w:r>
+      </w:ins>
+    </w:p>
+    <w:p>
+      <w:pPr>
+        <w:rPr>
+          <w:ins w:id="96" w:author="刘保莉 [2]" w:date="2026-01-22T00:18:53Z"/>
+          <w:sz w:val="18"/>
+          <w:szCs w:val="18"/>
+        </w:rPr>
+      </w:pPr>
+    </w:p>
+    <w:p>
+      <w:pPr>
+        <w:rPr>
+          <w:ins w:id="97" w:author="刘保莉 [2]" w:date="2026-01-22T00:18:53Z"/>
+          <w:sz w:val="24"/>
+        </w:rPr>
+      </w:pPr>
+      <w:ins w:id="98" w:author="刘保莉 [2]" w:date="2026-01-22T00:18:53Z">
+        <w:r>
+          <w:rPr>
+            <w:sz w:val="24"/>
+          </w:rPr>
+          <w:t xml:space="preserve">[H3C-ui-vty0-4]quit </w:t>
+        </w:r>
+      </w:ins>
+    </w:p>
+    <w:p>
+      <w:pPr>
+        <w:rPr>
+          <w:ins w:id="99" w:author="刘保莉 [2]" w:date="2026-01-22T00:18:53Z"/>
+          <w:sz w:val="24"/>
+        </w:rPr>
+      </w:pPr>
+      <w:ins w:id="100" w:author="刘保莉 [2]" w:date="2026-01-22T00:18:53Z">
+        <w:r>
+          <w:rPr>
+            <w:sz w:val="24"/>
+          </w:rPr>
+          <w:t xml:space="preserve">[H3C]interface GigabitEthernet 0/1 </w:t>
+        </w:r>
+      </w:ins>
+    </w:p>
+    <w:p>
+      <w:pPr>
+        <w:rPr>
+          <w:ins w:id="101" w:author="刘保莉 [2]" w:date="2026-01-22T00:18:53Z"/>
+          <w:sz w:val="18"/>
+          <w:szCs w:val="18"/>
+        </w:rPr>
+      </w:pPr>
+    </w:p>
+    <w:p>
+      <w:pPr>
+        <w:rPr>
+          <w:ins w:id="102" w:author="刘保莉 [2]" w:date="2026-01-22T00:18:53Z"/>
+          <w:sz w:val="24"/>
+        </w:rPr>
+      </w:pPr>
+      <w:ins w:id="103" w:author="刘保莉 [2]" w:date="2026-01-22T00:18:53Z">
+        <w:r>
+          <w:rPr>
+            <w:sz w:val="24"/>
+          </w:rPr>
+          <w:t xml:space="preserve">[H3C-GigabitEthernet0/1]ip address 192.168.0.3 255.255.255.0 </w:t>
+        </w:r>
+      </w:ins>
+    </w:p>
+    <w:p>
+      <w:pPr>
+        <w:rPr>
+          <w:ins w:id="104" w:author="刘保莉 [2]" w:date="2026-01-22T00:18:53Z"/>
+          <w:sz w:val="18"/>
+          <w:szCs w:val="18"/>
+        </w:rPr>
+      </w:pPr>
+    </w:p>
+    <w:p>
+      <w:pPr>
+        <w:rPr>
+          <w:ins w:id="105" w:author="刘保莉 [2]" w:date="2026-01-22T00:18:53Z"/>
+          <w:sz w:val="24"/>
+        </w:rPr>
+      </w:pPr>
+      <w:ins w:id="106" w:author="刘保莉 [2]" w:date="2026-01-22T00:18:53Z">
+        <w:r>
+          <w:rPr>
+            <w:sz w:val="24"/>
+          </w:rPr>
+          <w:t xml:space="preserve">[H3C-GigabitEthernet0/1]telnet server enable </w:t>
+        </w:r>
+      </w:ins>
+    </w:p>
+    <w:p>
+      <w:pPr>
+        <w:rPr>
+          <w:rFonts w:hint="default" w:eastAsia="宋体"/>
+          <w:sz w:val="24"/>
+          <w:lang w:val="en-US" w:eastAsia="zh-CN"/>
+        </w:rPr>
+      </w:pPr>
+    </w:p>
+    <w:p>
+      <w:pPr>
+        <w:rPr>
+          <w:ins w:id="107" w:author="刘远航" w:date="2025-03-05T18:09:00Z"/>
+          <w:rFonts w:hint="eastAsia"/>
+          <w:sz w:val="24"/>
           <w:lang w:eastAsia="zh"/>
         </w:rPr>
       </w:pPr>
-      <w:ins w:id="59" w:author="刘远航" w:date="2025-03-05T18:05:00Z">
+      <w:ins w:id="108" w:author="刘远航" w:date="2025-03-05T18:05:00Z">
         <w:r>
           <w:rPr>
             <w:rFonts w:hint="eastAsia"/>
@@ -8208,7 +8725,7 @@
           <w:t>注意：如果</w:t>
         </w:r>
       </w:ins>
-      <w:ins w:id="60" w:author="刘远航" w:date="2025-03-05T18:06:00Z">
+      <w:ins w:id="109" w:author="刘远航" w:date="2025-03-05T18:06:00Z">
         <w:r>
           <w:rPr>
             <w:rFonts w:hint="eastAsia"/>
@@ -8218,7 +8735,7 @@
           <w:t>在第一步交换机配置的时候不小心连到了路由器的接口并</w:t>
         </w:r>
       </w:ins>
-      <w:ins w:id="61" w:author="刘远航" w:date="2025-03-05T18:07:00Z">
+      <w:ins w:id="110" w:author="刘远航" w:date="2025-03-05T18:07:00Z">
         <w:r>
           <w:rPr>
             <w:rFonts w:hint="eastAsia"/>
@@ -8228,7 +8745,7 @@
           <w:t>进行了配置，在这一阶段中输入</w:t>
         </w:r>
       </w:ins>
-      <w:ins w:id="62" w:author="刘远航" w:date="2025-03-05T18:07:00Z">
+      <w:ins w:id="111" w:author="刘远航" w:date="2025-03-05T18:07:00Z">
         <w:r>
           <w:rPr>
             <w:sz w:val="24"/>
@@ -8236,7 +8753,7 @@
           <w:t>ip address 192.168.0.3 255.255.255.0</w:t>
         </w:r>
       </w:ins>
-      <w:ins w:id="63" w:author="刘远航" w:date="2025-03-05T18:07:00Z">
+      <w:ins w:id="112" w:author="刘远航" w:date="2025-03-05T18:07:00Z">
         <w:r>
           <w:rPr>
             <w:rFonts w:hint="eastAsia"/>
@@ -8246,7 +8763,7 @@
           <w:t>后大</w:t>
         </w:r>
       </w:ins>
-      <w:ins w:id="64" w:author="刘远航" w:date="2025-03-05T18:08:00Z">
+      <w:ins w:id="113" w:author="刘远航" w:date="2025-03-05T18:08:00Z">
         <w:r>
           <w:rPr>
             <w:rFonts w:hint="eastAsia"/>
@@ -8260,13 +8777,13 @@
     <w:p>
       <w:pPr>
         <w:rPr>
-          <w:ins w:id="65" w:author="刘远航" w:date="2025-03-05T18:20:00Z"/>
+          <w:ins w:id="114" w:author="刘远航" w:date="2025-03-05T18:20:00Z"/>
           <w:rFonts w:hint="eastAsia"/>
           <w:sz w:val="24"/>
           <w:lang w:eastAsia="zh"/>
         </w:rPr>
       </w:pPr>
-      <w:ins w:id="66" w:author="刘远航" w:date="2025-03-05T18:09:00Z">
+      <w:ins w:id="115" w:author="刘远航" w:date="2025-03-05T18:09:00Z">
         <w:r>
           <w:rPr>
             <w:rFonts w:hint="eastAsia"/>
@@ -8276,7 +8793,7 @@
           <w:t xml:space="preserve">"This sunbet overlaps </w:t>
         </w:r>
       </w:ins>
-      <w:ins w:id="67" w:author="刘远航" w:date="2025-03-05T18:10:00Z">
+      <w:ins w:id="116" w:author="刘远航" w:date="2025-03-05T18:10:00Z">
         <w:r>
           <w:rPr>
             <w:rFonts w:hint="eastAsia"/>
@@ -8290,13 +8807,13 @@
     <w:p>
       <w:pPr>
         <w:rPr>
-          <w:ins w:id="68" w:author="刘远航" w:date="2025-03-05T18:20:00Z"/>
+          <w:ins w:id="117" w:author="刘远航" w:date="2025-03-05T18:20:00Z"/>
           <w:rFonts w:hint="eastAsia"/>
           <w:sz w:val="24"/>
           <w:lang w:eastAsia="zh"/>
         </w:rPr>
       </w:pPr>
-      <w:ins w:id="69" w:author="刘远航" w:date="2025-03-05T18:20:00Z">
+      <w:ins w:id="118" w:author="刘远航" w:date="2025-03-05T18:20:00Z">
         <w:r>
           <w:rPr>
             <w:rFonts w:hint="eastAsia"/>
@@ -8306,7 +8823,7 @@
           <w:t>表示你尝试配置的子网与路由器其他接口的子网存在</w:t>
         </w:r>
       </w:ins>
-      <w:ins w:id="70" w:author="刘远航" w:date="2025-03-05T18:21:00Z">
+      <w:ins w:id="119" w:author="刘远航" w:date="2025-03-05T18:21:00Z">
         <w:r>
           <w:rPr>
             <w:rFonts w:hint="eastAsia"/>
@@ -8320,13 +8837,13 @@
     <w:p>
       <w:pPr>
         <w:rPr>
-          <w:ins w:id="71" w:author="刘远航" w:date="2025-03-05T18:11:00Z"/>
+          <w:ins w:id="120" w:author="刘远航" w:date="2025-03-05T18:11:00Z"/>
           <w:rFonts w:hint="eastAsia"/>
           <w:sz w:val="24"/>
           <w:lang w:eastAsia="zh"/>
         </w:rPr>
       </w:pPr>
-      <w:ins w:id="72" w:author="刘远航" w:date="2025-03-05T18:10:00Z">
+      <w:ins w:id="121" w:author="刘远航" w:date="2025-03-05T18:10:00Z">
         <w:r>
           <w:rPr>
             <w:rFonts w:hint="eastAsia"/>
@@ -8336,7 +8853,7 @@
           <w:t>这个</w:t>
         </w:r>
       </w:ins>
-      <w:ins w:id="73" w:author="刘远航" w:date="2025-03-05T18:11:00Z">
+      <w:ins w:id="122" w:author="刘远航" w:date="2025-03-05T18:11:00Z">
         <w:r>
           <w:rPr>
             <w:rFonts w:hint="eastAsia"/>
@@ -8354,16 +8871,16 @@
           <w:numId w:val="2"/>
         </w:numPr>
         <w:rPr>
-          <w:ins w:id="75" w:author="刘远航" w:date="2025-03-05T18:12:00Z"/>
+          <w:ins w:id="124" w:author="刘远航" w:date="2025-03-05T18:12:00Z"/>
           <w:rFonts w:hint="eastAsia"/>
           <w:sz w:val="24"/>
           <w:lang w:eastAsia="zh"/>
         </w:rPr>
-        <w:pPrChange w:id="74" w:author="刘远航" w:date="2025-03-05T18:12:00Z">
+        <w:pPrChange w:id="123" w:author="刘远航" w:date="2025-03-05T18:12:00Z">
           <w:pPr/>
         </w:pPrChange>
       </w:pPr>
-      <w:ins w:id="76" w:author="刘远航" w:date="2025-03-05T18:11:00Z">
+      <w:ins w:id="125" w:author="刘远航" w:date="2025-03-05T18:11:00Z">
         <w:r>
           <w:rPr>
             <w:rFonts w:hint="eastAsia"/>
@@ -8373,7 +8890,7 @@
           <w:t>多次输入quit直到回到</w:t>
         </w:r>
       </w:ins>
-      <w:ins w:id="77" w:author="刘远航" w:date="2025-03-05T18:12:00Z">
+      <w:ins w:id="126" w:author="刘远航" w:date="2025-03-05T18:12:00Z">
         <w:r>
           <w:rPr>
             <w:rFonts w:hint="eastAsia"/>
@@ -8391,16 +8908,16 @@
           <w:numId w:val="2"/>
         </w:numPr>
         <w:rPr>
-          <w:ins w:id="79" w:author="刘远航" w:date="2025-03-05T18:12:00Z"/>
+          <w:ins w:id="128" w:author="刘远航" w:date="2025-03-05T18:12:00Z"/>
           <w:rFonts w:hint="eastAsia"/>
           <w:sz w:val="24"/>
           <w:lang w:eastAsia="zh"/>
         </w:rPr>
-        <w:pPrChange w:id="78" w:author="刘远航" w:date="2025-03-05T18:12:00Z">
+        <w:pPrChange w:id="127" w:author="刘远航" w:date="2025-03-05T18:12:00Z">
           <w:pPr/>
         </w:pPrChange>
       </w:pPr>
-      <w:ins w:id="80" w:author="刘远航" w:date="2025-03-05T18:12:00Z">
+      <w:ins w:id="129" w:author="刘远航" w:date="2025-03-05T18:12:00Z">
         <w:r>
           <w:rPr>
             <w:rFonts w:hint="eastAsia"/>
@@ -8418,16 +8935,16 @@
           <w:numId w:val="2"/>
         </w:numPr>
         <w:rPr>
-          <w:ins w:id="82" w:author="刘远航" w:date="2025-03-05T18:14:00Z"/>
+          <w:ins w:id="131" w:author="刘远航" w:date="2025-03-05T18:14:00Z"/>
           <w:rFonts w:hint="eastAsia"/>
           <w:sz w:val="24"/>
           <w:lang w:eastAsia="zh"/>
         </w:rPr>
-        <w:pPrChange w:id="81" w:author="刘远航" w:date="2025-03-05T18:12:00Z">
+        <w:pPrChange w:id="130" w:author="刘远航" w:date="2025-03-05T18:12:00Z">
           <w:pPr/>
         </w:pPrChange>
       </w:pPr>
-      <w:ins w:id="83" w:author="刘远航" w:date="2025-03-05T18:13:00Z">
+      <w:ins w:id="132" w:author="刘远航" w:date="2025-03-05T18:13:00Z">
         <w:r>
           <w:rPr>
             <w:rFonts w:hint="eastAsia"/>
@@ -8437,7 +8954,7 @@
           <w:t>接下来的提示中注意先输入n，再输入y</w:t>
         </w:r>
       </w:ins>
-      <w:ins w:id="84" w:author="刘远航" w:date="2025-03-05T18:14:00Z">
+      <w:ins w:id="133" w:author="刘远航" w:date="2025-03-05T18:14:00Z">
         <w:r>
           <w:rPr>
             <w:rFonts w:hint="eastAsia"/>
@@ -8455,16 +8972,16 @@
           <w:numId w:val="0"/>
         </w:numPr>
         <w:rPr>
-          <w:ins w:id="86" w:author="刘远航" w:date="2025-03-05T18:15:00Z"/>
+          <w:ins w:id="135" w:author="刘远航" w:date="2025-03-05T18:15:00Z"/>
           <w:rFonts w:hint="eastAsia"/>
           <w:sz w:val="24"/>
           <w:lang w:eastAsia="zh"/>
         </w:rPr>
-        <w:pPrChange w:id="85" w:author="刘远航" w:date="2025-03-05T18:14:00Z">
+        <w:pPrChange w:id="134" w:author="刘远航" w:date="2025-03-05T18:14:00Z">
           <w:pPr/>
         </w:pPrChange>
       </w:pPr>
-      <w:ins w:id="87" w:author="刘远航" w:date="2025-03-05T18:14:00Z">
+      <w:ins w:id="136" w:author="刘远航" w:date="2025-03-05T18:14:00Z">
         <w:r>
           <w:rPr>
             <w:rFonts w:hint="eastAsia"/>
@@ -8522,13 +9039,13 @@
           <w:numId w:val="2"/>
         </w:numPr>
         <w:rPr>
-          <w:ins w:id="89" w:author="刘远航" w:date="2025-03-05T18:15:00Z"/>
+          <w:ins w:id="138" w:author="刘远航" w:date="2025-03-05T18:15:00Z"/>
           <w:rFonts w:hint="eastAsia"/>
           <w:sz w:val="24"/>
           <w:lang w:eastAsia="zh"/>
         </w:rPr>
       </w:pPr>
-      <w:ins w:id="90" w:author="刘远航" w:date="2025-03-05T18:15:00Z">
+      <w:ins w:id="139" w:author="刘远航" w:date="2025-03-05T18:15:00Z">
         <w:r>
           <w:rPr>
             <w:rFonts w:hint="eastAsia"/>
@@ -8538,7 +9055,7 @@
           <w:t>完成上述操作后请</w:t>
         </w:r>
       </w:ins>
-      <w:ins w:id="91" w:author="刘远航" w:date="2025-03-07T20:11:00Z">
+      <w:ins w:id="140" w:author="刘远航" w:date="2025-03-07T20:11:00Z">
         <w:r>
           <w:rPr>
             <w:rFonts w:hint="eastAsia"/>
@@ -8548,8 +9065,8 @@
           <w:t>重新</w:t>
         </w:r>
       </w:ins>
-      <w:ins w:id="92" w:author="刘远航" w:date="2025-03-05T18:15:00Z">
-        <w:del w:id="93" w:author="刘远航" w:date="2025-03-07T20:11:00Z">
+      <w:ins w:id="141" w:author="刘远航" w:date="2025-03-05T18:15:00Z">
+        <w:del w:id="142" w:author="刘远航" w:date="2025-03-07T20:11:00Z">
           <w:r>
             <w:rPr>
               <w:rFonts w:hint="eastAsia"/>
@@ -8560,7 +9077,7 @@
           </w:r>
         </w:del>
       </w:ins>
-      <w:ins w:id="94" w:author="刘远航" w:date="2025-03-05T18:15:00Z">
+      <w:ins w:id="143" w:author="刘远航" w:date="2025-03-05T18:15:00Z">
         <w:r>
           <w:rPr>
             <w:rFonts w:hint="eastAsia"/>
@@ -8578,13 +9095,13 @@
           <w:numId w:val="2"/>
         </w:numPr>
         <w:rPr>
-          <w:ins w:id="95" w:author="刘远航" w:date="2025-03-05T18:08:00Z"/>
+          <w:ins w:id="144" w:author="刘远航" w:date="2025-03-05T18:08:00Z"/>
           <w:rFonts w:hint="eastAsia"/>
           <w:sz w:val="24"/>
           <w:lang w:eastAsia="zh"/>
         </w:rPr>
       </w:pPr>
-      <w:ins w:id="96" w:author="刘远航" w:date="2025-03-05T18:15:00Z">
+      <w:ins w:id="145" w:author="刘远航" w:date="2025-03-05T18:15:00Z">
         <w:r>
           <w:rPr>
             <w:rFonts w:hint="eastAsia"/>
@@ -8594,7 +9111,7 @@
           <w:t>如果依旧不能解决，请</w:t>
         </w:r>
       </w:ins>
-      <w:ins w:id="97" w:author="刘远航" w:date="2025-03-05T18:16:00Z">
+      <w:ins w:id="146" w:author="刘远航" w:date="2025-03-05T18:16:00Z">
         <w:r>
           <w:rPr>
             <w:rFonts w:hint="eastAsia"/>
@@ -8675,15 +9192,15 @@
           <w:numId w:val="3"/>
         </w:numPr>
         <w:rPr>
-          <w:ins w:id="99" w:author="沈逸尘" w:date="2025-03-05T17:01:00Z"/>
-          <w:rFonts w:hint="eastAsia" w:ascii="宋体" w:hAnsi="宋体" w:cs="宋体"/>
-          <w:sz w:val="24"/>
-        </w:rPr>
-        <w:pPrChange w:id="98" w:author="沈逸尘" w:date="2025-03-05T16:58:00Z">
+          <w:ins w:id="148" w:author="沈逸尘" w:date="2025-03-05T17:01:00Z"/>
+          <w:rFonts w:hint="eastAsia" w:ascii="宋体" w:hAnsi="宋体" w:cs="宋体"/>
+          <w:sz w:val="24"/>
+        </w:rPr>
+        <w:pPrChange w:id="147" w:author="沈逸尘" w:date="2025-03-05T16:58:00Z">
           <w:pPr/>
         </w:pPrChange>
       </w:pPr>
-      <w:del w:id="100" w:author="沈逸尘" w:date="2025-03-05T16:58:00Z">
+      <w:del w:id="149" w:author="沈逸尘" w:date="2025-03-05T16:58:00Z">
         <w:r>
           <w:rPr>
             <w:sz w:val="24"/>
@@ -8691,7 +9208,7 @@
           <w:delText>4</w:delText>
         </w:r>
       </w:del>
-      <w:del w:id="101" w:author="沈逸尘" w:date="2025-03-05T16:58:00Z">
+      <w:del w:id="150" w:author="沈逸尘" w:date="2025-03-05T16:58:00Z">
         <w:r>
           <w:rPr>
             <w:rFonts w:hint="eastAsia" w:ascii="宋体" w:hAnsi="宋体" w:cs="宋体"/>
@@ -8754,11 +9271,11 @@
           <w:numId w:val="0"/>
         </w:numPr>
         <w:rPr>
-          <w:ins w:id="103" w:author="沈逸尘" w:date="2025-03-05T16:58:00Z"/>
-          <w:rFonts w:hint="eastAsia" w:ascii="宋体" w:hAnsi="宋体" w:cs="宋体"/>
-          <w:sz w:val="24"/>
-        </w:rPr>
-        <w:pPrChange w:id="102" w:author="沈逸尘" w:date="2025-03-05T17:01:00Z">
+          <w:ins w:id="152" w:author="沈逸尘" w:date="2025-03-05T16:58:00Z"/>
+          <w:rFonts w:hint="eastAsia" w:ascii="宋体" w:hAnsi="宋体" w:cs="宋体"/>
+          <w:sz w:val="24"/>
+        </w:rPr>
+        <w:pPrChange w:id="151" w:author="沈逸尘" w:date="2025-03-05T17:01:00Z">
           <w:pPr/>
         </w:pPrChange>
       </w:pPr>
@@ -8770,16 +9287,16 @@
           <w:numId w:val="0"/>
         </w:numPr>
         <w:rPr>
-          <w:ins w:id="105" w:author="沈逸尘" w:date="2025-03-05T17:00:00Z"/>
+          <w:ins w:id="154" w:author="沈逸尘" w:date="2025-03-05T17:00:00Z"/>
           <w:rFonts w:hint="eastAsia" w:ascii="宋体" w:hAnsi="宋体" w:cs="宋体"/>
           <w:sz w:val="24"/>
           <w:lang w:eastAsia="zh"/>
         </w:rPr>
-        <w:pPrChange w:id="104" w:author="沈逸尘" w:date="2025-03-05T16:58:00Z">
+        <w:pPrChange w:id="153" w:author="沈逸尘" w:date="2025-03-05T16:58:00Z">
           <w:pPr/>
         </w:pPrChange>
       </w:pPr>
-      <w:ins w:id="106" w:author="沈逸尘" w:date="2025-03-05T16:59:00Z">
+      <w:ins w:id="155" w:author="沈逸尘" w:date="2025-03-05T16:59:00Z">
         <w:r>
           <w:rPr>
             <w:rFonts w:hint="eastAsia" w:ascii="宋体" w:hAnsi="宋体" w:cs="宋体"/>
@@ -8798,16 +9315,16 @@
         </w:numPr>
         <w:ind w:firstLine="0" w:firstLineChars="0"/>
         <w:rPr>
-          <w:ins w:id="108" w:author="沈逸尘" w:date="2025-03-05T16:59:00Z"/>
+          <w:ins w:id="157" w:author="沈逸尘" w:date="2025-03-05T16:59:00Z"/>
           <w:rFonts w:hint="eastAsia" w:ascii="宋体" w:hAnsi="宋体" w:cs="宋体"/>
           <w:sz w:val="24"/>
           <w:lang w:eastAsia="zh"/>
         </w:rPr>
-        <w:pPrChange w:id="107" w:author="沈逸尘" w:date="2025-03-05T17:01:00Z">
+        <w:pPrChange w:id="156" w:author="沈逸尘" w:date="2025-03-05T17:01:00Z">
           <w:pPr/>
         </w:pPrChange>
       </w:pPr>
-      <w:ins w:id="109" w:author="沈逸尘" w:date="2025-03-05T17:00:00Z">
+      <w:ins w:id="158" w:author="沈逸尘" w:date="2025-03-05T17:00:00Z">
         <w:r>
           <w:rPr>
             <w:rFonts w:hint="eastAsia" w:ascii="宋体" w:hAnsi="宋体" w:cs="宋体"/>
@@ -8817,7 +9334,7 @@
           <w:t>A：尖括号内的内容实际上是设备的名字，可以换成任何名字不影响配置也不需要记住名字（如果你觉得</w:t>
         </w:r>
       </w:ins>
-      <w:ins w:id="110" w:author="沈逸尘" w:date="2025-03-05T17:01:00Z">
+      <w:ins w:id="159" w:author="沈逸尘" w:date="2025-03-05T17:01:00Z">
         <w:r>
           <w:rPr>
             <w:rFonts w:hint="eastAsia" w:ascii="宋体" w:hAnsi="宋体" w:cs="宋体"/>
@@ -8827,7 +9344,7 @@
           <w:t>不顺眼可以在system-view命令运行后使用sysname H3C指令改名字</w:t>
         </w:r>
       </w:ins>
-      <w:ins w:id="111" w:author="沈逸尘" w:date="2025-03-05T17:00:00Z">
+      <w:ins w:id="160" w:author="沈逸尘" w:date="2025-03-05T17:00:00Z">
         <w:r>
           <w:rPr>
             <w:rFonts w:hint="eastAsia" w:ascii="宋体" w:hAnsi="宋体" w:cs="宋体"/>
@@ -8849,7 +9366,7 @@
           <w:sz w:val="24"/>
           <w:lang w:eastAsia="zh"/>
         </w:rPr>
-        <w:pPrChange w:id="112" w:author="沈逸尘" w:date="2025-03-05T16:58:00Z">
+        <w:pPrChange w:id="161" w:author="沈逸尘" w:date="2025-03-05T16:58:00Z">
           <w:pPr/>
         </w:pPrChange>
       </w:pPr>
@@ -9627,9 +10144,6 @@
         </w:rPr>
       </w:pPr>
       <w:r>
-        <w:rPr>
-          <w:lang/>
-        </w:rPr>
         <w:drawing>
           <wp:inline distT="0" distB="0" distL="114300" distR="114300">
             <wp:extent cx="2889885" cy="3213100"/>
@@ -9711,9 +10225,6 @@
         </w:rPr>
       </w:pPr>
       <w:r>
-        <w:rPr>
-          <w:lang/>
-        </w:rPr>
         <w:drawing>
           <wp:inline distT="0" distB="0" distL="114300" distR="114300">
             <wp:extent cx="2926080" cy="1447800"/>
@@ -9807,9 +10318,6 @@
         </w:rPr>
       </w:pPr>
       <w:r>
-        <w:rPr>
-          <w:lang/>
-        </w:rPr>
         <w:drawing>
           <wp:inline distT="0" distB="0" distL="114300" distR="114300">
             <wp:extent cx="5166360" cy="1943100"/>
@@ -11201,9 +11709,6 @@
         <w:t>路由器名出现在命令提示符中，用户可以根据需要更改路由器名称：</w:t>
       </w:r>
       <w:r>
-        <w:rPr>
-          <w:lang/>
-        </w:rPr>
         <mc:AlternateContent>
           <mc:Choice Requires="wps">
             <w:drawing>
@@ -11277,7 +11782,7 @@
           </mc:Choice>
           <mc:Fallback>
             <w:pict>
-              <v:shape id="任意多边形 66" o:spid="_x0000_s1026" o:spt="100" style="position:absolute;left:0pt;margin-left:84.65pt;margin-top:169.3pt;height:0.7pt;width:0pt;mso-position-horizontal-relative:page;mso-position-vertical-relative:page;z-index:-251604992;mso-width-relative:page;mso-height-relative:page;" fillcolor="#000000" filled="t" stroked="t" coordsize="1,14" o:gfxdata="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" path="m0,0l0,13,13,13,13,0,0,0xe">
+              <v:shape id="任意多边形 66" o:spid="_x0000_s1026" o:spt="100" style="position:absolute;left:0pt;margin-left:84.65pt;margin-top:169.3pt;height:0.7pt;width:0pt;mso-position-horizontal-relative:page;mso-position-vertical-relative:page;z-index:-251604992;mso-width-relative:page;mso-height-relative:page;" fillcolor="#000000" filled="t" stroked="t" coordsize="1,14" o:gfxdata="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" path="m0,0l0,13,13,13,13,0,0,0xe">
                 <v:fill on="t" focussize="0,0"/>
                 <v:stroke color="#000000" joinstyle="round"/>
                 <v:imagedata o:title=""/>
@@ -11288,9 +11793,6 @@
         </mc:AlternateContent>
       </w:r>
       <w:r>
-        <w:rPr>
-          <w:lang/>
-        </w:rPr>
         <mc:AlternateContent>
           <mc:Choice Requires="wps">
             <w:drawing>
@@ -11364,7 +11866,7 @@
           </mc:Choice>
           <mc:Fallback>
             <w:pict>
-              <v:shape id="任意多边形 67" o:spid="_x0000_s1026" o:spt="100" style="position:absolute;left:0pt;margin-left:297.3pt;margin-top:169.3pt;height:0.7pt;width:0.7pt;mso-position-horizontal-relative:page;mso-position-vertical-relative:page;z-index:-251603968;mso-width-relative:page;mso-height-relative:page;" fillcolor="#000000" filled="t" stroked="t" coordsize="14,14" o:gfxdata="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" path="m0,0l0,13,13,13,13,0,0,0xe">
+              <v:shape id="任意多边形 67" o:spid="_x0000_s1026" o:spt="100" style="position:absolute;left:0pt;margin-left:297.3pt;margin-top:169.3pt;height:0.7pt;width:0.7pt;mso-position-horizontal-relative:page;mso-position-vertical-relative:page;z-index:-251603968;mso-width-relative:page;mso-height-relative:page;" fillcolor="#000000" filled="t" stroked="t" coordsize="14,14" o:gfxdata="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" path="m0,0l0,13,13,13,13,0,0,0xe">
                 <v:fill on="t" focussize="0,0"/>
                 <v:stroke color="#000000" joinstyle="round"/>
                 <v:imagedata o:title=""/>
@@ -11375,9 +11877,6 @@
         </mc:AlternateContent>
       </w:r>
       <w:r>
-        <w:rPr>
-          <w:lang/>
-        </w:rPr>
         <mc:AlternateContent>
           <mc:Choice Requires="wps">
             <w:drawing>
@@ -11451,7 +11950,7 @@
           </mc:Choice>
           <mc:Fallback>
             <w:pict>
-              <v:shape id="任意多边形 68" o:spid="_x0000_s1026" o:spt="100" style="position:absolute;left:0pt;margin-left:510.65pt;margin-top:169.3pt;height:0.7pt;width:0pt;mso-position-horizontal-relative:page;mso-position-vertical-relative:page;z-index:-251602944;mso-width-relative:page;mso-height-relative:page;" fillcolor="#000000" filled="t" stroked="t" coordsize="1,14" o:gfxdata="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" path="m0,0l0,13,13,13,13,0,0,0xe">
+              <v:shape id="任意多边形 68" o:spid="_x0000_s1026" o:spt="100" style="position:absolute;left:0pt;margin-left:510.65pt;margin-top:169.3pt;height:0.7pt;width:0pt;mso-position-horizontal-relative:page;mso-position-vertical-relative:page;z-index:-251602944;mso-width-relative:page;mso-height-relative:page;" fillcolor="#000000" filled="t" stroked="t" coordsize="1,14" o:gfxdata="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" path="m0,0l0,13,13,13,13,0,0,0xe">
                 <v:fill on="t" focussize="0,0"/>
                 <v:stroke color="#000000" joinstyle="round"/>
                 <v:imagedata o:title=""/>
@@ -11462,9 +11961,6 @@
         </mc:AlternateContent>
       </w:r>
       <w:r>
-        <w:rPr>
-          <w:lang/>
-        </w:rPr>
         <mc:AlternateContent>
           <mc:Choice Requires="wps">
             <w:drawing>
@@ -11538,7 +12034,7 @@
           </mc:Choice>
           <mc:Fallback>
             <w:pict>
-              <v:shape id="任意多边形 69" o:spid="_x0000_s1026" o:spt="100" style="position:absolute;left:0pt;margin-left:510.65pt;margin-top:169.3pt;height:0.7pt;width:0pt;mso-position-horizontal-relative:page;mso-position-vertical-relative:page;z-index:-251601920;mso-width-relative:page;mso-height-relative:page;" fillcolor="#000000" filled="t" stroked="t" coordsize="1,14" o:gfxdata="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" path="m0,0l0,13,13,13,13,0,0,0xe">
+              <v:shape id="任意多边形 69" o:spid="_x0000_s1026" o:spt="100" style="position:absolute;left:0pt;margin-left:510.65pt;margin-top:169.3pt;height:0.7pt;width:0pt;mso-position-horizontal-relative:page;mso-position-vertical-relative:page;z-index:-251601920;mso-width-relative:page;mso-height-relative:page;" fillcolor="#000000" filled="t" stroked="t" coordsize="1,14" o:gfxdata="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" path="m0,0l0,13,13,13,13,0,0,0xe">
                 <v:fill on="t" focussize="0,0"/>
                 <v:stroke color="#000000" joinstyle="round"/>
                 <v:imagedata o:title=""/>
@@ -11549,9 +12045,6 @@
         </mc:AlternateContent>
       </w:r>
       <w:r>
-        <w:rPr>
-          <w:lang/>
-        </w:rPr>
         <mc:AlternateContent>
           <mc:Choice Requires="wps">
             <w:drawing>
@@ -11625,7 +12118,7 @@
           </mc:Choice>
           <mc:Fallback>
             <w:pict>
-              <v:shape id="任意多边形 70" o:spid="_x0000_s1026" o:spt="100" style="position:absolute;left:0pt;margin-left:84.65pt;margin-top:194pt;height:0.65pt;width:0pt;mso-position-horizontal-relative:page;mso-position-vertical-relative:page;z-index:-251600896;mso-width-relative:page;mso-height-relative:page;" fillcolor="#000000" filled="t" stroked="t" coordsize="1,13" o:gfxdata="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" path="m0,0l0,13,13,13,13,0,0,0xe">
+              <v:shape id="任意多边形 70" o:spid="_x0000_s1026" o:spt="100" style="position:absolute;left:0pt;margin-left:84.65pt;margin-top:194pt;height:0.65pt;width:0pt;mso-position-horizontal-relative:page;mso-position-vertical-relative:page;z-index:-251600896;mso-width-relative:page;mso-height-relative:page;" fillcolor="#000000" filled="t" stroked="t" coordsize="1,13" o:gfxdata="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" path="m0,0l0,13,13,13,13,0,0,0xe">
                 <v:fill on="t" focussize="0,0"/>
                 <v:stroke color="#000000" joinstyle="round"/>
                 <v:imagedata o:title=""/>
@@ -11636,9 +12129,6 @@
         </mc:AlternateContent>
       </w:r>
       <w:r>
-        <w:rPr>
-          <w:lang/>
-        </w:rPr>
         <mc:AlternateContent>
           <mc:Choice Requires="wps">
             <w:drawing>
@@ -11712,7 +12202,7 @@
           </mc:Choice>
           <mc:Fallback>
             <w:pict>
-              <v:shape id="任意多边形 71" o:spid="_x0000_s1026" o:spt="100" style="position:absolute;left:0pt;margin-left:297.3pt;margin-top:194pt;height:0.65pt;width:0.7pt;mso-position-horizontal-relative:page;mso-position-vertical-relative:page;z-index:-251599872;mso-width-relative:page;mso-height-relative:page;" fillcolor="#000000" filled="t" stroked="t" coordsize="14,13" o:gfxdata="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" path="m0,0l0,13,13,13,13,0,0,0xe">
+              <v:shape id="任意多边形 71" o:spid="_x0000_s1026" o:spt="100" style="position:absolute;left:0pt;margin-left:297.3pt;margin-top:194pt;height:0.65pt;width:0.7pt;mso-position-horizontal-relative:page;mso-position-vertical-relative:page;z-index:-251599872;mso-width-relative:page;mso-height-relative:page;" fillcolor="#000000" filled="t" stroked="t" coordsize="14,13" o:gfxdata="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" path="m0,0l0,13,13,13,13,0,0,0xe">
                 <v:fill on="t" focussize="0,0"/>
                 <v:stroke color="#000000" joinstyle="round"/>
                 <v:imagedata o:title=""/>
@@ -11723,9 +12213,6 @@
         </mc:AlternateContent>
       </w:r>
       <w:r>
-        <w:rPr>
-          <w:lang/>
-        </w:rPr>
         <mc:AlternateContent>
           <mc:Choice Requires="wps">
             <w:drawing>
@@ -11799,7 +12286,7 @@
           </mc:Choice>
           <mc:Fallback>
             <w:pict>
-              <v:shape id="任意多边形 72" o:spid="_x0000_s1026" o:spt="100" style="position:absolute;left:0pt;margin-left:510.65pt;margin-top:194pt;height:0.65pt;width:0pt;mso-position-horizontal-relative:page;mso-position-vertical-relative:page;z-index:-251598848;mso-width-relative:page;mso-height-relative:page;" fillcolor="#000000" filled="t" stroked="t" coordsize="1,13" o:gfxdata="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" path="m0,0l0,13,13,13,13,0,0,0xe">
+              <v:shape id="任意多边形 72" o:spid="_x0000_s1026" o:spt="100" style="position:absolute;left:0pt;margin-left:510.65pt;margin-top:194pt;height:0.65pt;width:0pt;mso-position-horizontal-relative:page;mso-position-vertical-relative:page;z-index:-251598848;mso-width-relative:page;mso-height-relative:page;" fillcolor="#000000" filled="t" stroked="t" coordsize="1,13" o:gfxdata="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" path="m0,0l0,13,13,13,13,0,0,0xe">
                 <v:fill on="t" focussize="0,0"/>
                 <v:stroke color="#000000" joinstyle="round"/>
                 <v:imagedata o:title=""/>
@@ -11810,9 +12297,6 @@
         </mc:AlternateContent>
       </w:r>
       <w:r>
-        <w:rPr>
-          <w:lang/>
-        </w:rPr>
         <mc:AlternateContent>
           <mc:Choice Requires="wps">
             <w:drawing>
@@ -11886,7 +12370,7 @@
           </mc:Choice>
           <mc:Fallback>
             <w:pict>
-              <v:shape id="任意多边形 73" o:spid="_x0000_s1026" o:spt="100" style="position:absolute;left:0pt;margin-left:84.65pt;margin-top:219.3pt;height:0.7pt;width:0pt;mso-position-horizontal-relative:page;mso-position-vertical-relative:page;z-index:-251597824;mso-width-relative:page;mso-height-relative:page;" fillcolor="#000000" filled="t" stroked="t" coordsize="1,14" o:gfxdata="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" path="m0,0l0,13,13,13,13,0,0,0xe">
+              <v:shape id="任意多边形 73" o:spid="_x0000_s1026" o:spt="100" style="position:absolute;left:0pt;margin-left:84.65pt;margin-top:219.3pt;height:0.7pt;width:0pt;mso-position-horizontal-relative:page;mso-position-vertical-relative:page;z-index:-251597824;mso-width-relative:page;mso-height-relative:page;" fillcolor="#000000" filled="t" stroked="t" coordsize="1,14" o:gfxdata="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" path="m0,0l0,13,13,13,13,0,0,0xe">
                 <v:fill on="t" focussize="0,0"/>
                 <v:stroke color="#000000" joinstyle="round"/>
                 <v:imagedata o:title=""/>
@@ -11897,9 +12381,6 @@
         </mc:AlternateContent>
       </w:r>
       <w:r>
-        <w:rPr>
-          <w:lang/>
-        </w:rPr>
         <mc:AlternateContent>
           <mc:Choice Requires="wps">
             <w:drawing>
@@ -11973,7 +12454,7 @@
           </mc:Choice>
           <mc:Fallback>
             <w:pict>
-              <v:shape id="任意多边形 74" o:spid="_x0000_s1026" o:spt="100" style="position:absolute;left:0pt;margin-left:297.3pt;margin-top:219.3pt;height:0.7pt;width:0.7pt;mso-position-horizontal-relative:page;mso-position-vertical-relative:page;z-index:-251596800;mso-width-relative:page;mso-height-relative:page;" fillcolor="#000000" filled="t" stroked="t" coordsize="14,14" o:gfxdata="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" path="m0,0l0,13,13,13,13,0,0,0xe">
+              <v:shape id="任意多边形 74" o:spid="_x0000_s1026" o:spt="100" style="position:absolute;left:0pt;margin-left:297.3pt;margin-top:219.3pt;height:0.7pt;width:0.7pt;mso-position-horizontal-relative:page;mso-position-vertical-relative:page;z-index:-251596800;mso-width-relative:page;mso-height-relative:page;" fillcolor="#000000" filled="t" stroked="t" coordsize="14,14" o:gfxdata="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" path="m0,0l0,13,13,13,13,0,0,0xe">
                 <v:fill on="t" focussize="0,0"/>
                 <v:stroke color="#000000" joinstyle="round"/>
                 <v:imagedata o:title=""/>
@@ -11984,9 +12465,6 @@
         </mc:AlternateContent>
       </w:r>
       <w:r>
-        <w:rPr>
-          <w:lang/>
-        </w:rPr>
         <mc:AlternateContent>
           <mc:Choice Requires="wps">
             <w:drawing>
@@ -12060,7 +12538,7 @@
           </mc:Choice>
           <mc:Fallback>
             <w:pict>
-              <v:shape id="任意多边形 75" o:spid="_x0000_s1026" o:spt="100" style="position:absolute;left:0pt;margin-left:510.65pt;margin-top:219.3pt;height:0.7pt;width:0pt;mso-position-horizontal-relative:page;mso-position-vertical-relative:page;z-index:-251595776;mso-width-relative:page;mso-height-relative:page;" fillcolor="#000000" filled="t" stroked="t" coordsize="1,14" o:gfxdata="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" path="m0,0l0,13,13,13,13,0,0,0xe">
+              <v:shape id="任意多边形 75" o:spid="_x0000_s1026" o:spt="100" style="position:absolute;left:0pt;margin-left:510.65pt;margin-top:219.3pt;height:0.7pt;width:0pt;mso-position-horizontal-relative:page;mso-position-vertical-relative:page;z-index:-251595776;mso-width-relative:page;mso-height-relative:page;" fillcolor="#000000" filled="t" stroked="t" coordsize="1,14" o:gfxdata="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" path="m0,0l0,13,13,13,13,0,0,0xe">
                 <v:fill on="t" focussize="0,0"/>
                 <v:stroke color="#000000" joinstyle="round"/>
                 <v:imagedata o:title=""/>
@@ -12071,9 +12549,6 @@
         </mc:AlternateContent>
       </w:r>
       <w:r>
-        <w:rPr>
-          <w:lang/>
-        </w:rPr>
         <mc:AlternateContent>
           <mc:Choice Requires="wps">
             <w:drawing>
@@ -12147,7 +12622,7 @@
           </mc:Choice>
           <mc:Fallback>
             <w:pict>
-              <v:shape id="任意多边形 76" o:spid="_x0000_s1026" o:spt="100" style="position:absolute;left:0pt;margin-left:297.3pt;margin-top:244pt;height:0.65pt;width:0.7pt;mso-position-horizontal-relative:page;mso-position-vertical-relative:page;z-index:-251594752;mso-width-relative:page;mso-height-relative:page;" fillcolor="#000000" filled="t" stroked="t" coordsize="14,13" o:gfxdata="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" path="m0,0l0,13,13,13,13,0,0,0xe">
+              <v:shape id="任意多边形 76" o:spid="_x0000_s1026" o:spt="100" style="position:absolute;left:0pt;margin-left:297.3pt;margin-top:244pt;height:0.65pt;width:0.7pt;mso-position-horizontal-relative:page;mso-position-vertical-relative:page;z-index:-251594752;mso-width-relative:page;mso-height-relative:page;" fillcolor="#000000" filled="t" stroked="t" coordsize="14,13" o:gfxdata="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" path="m0,0l0,13,13,13,13,0,0,0xe">
                 <v:fill on="t" focussize="0,0"/>
                 <v:stroke color="#000000" joinstyle="round"/>
                 <v:imagedata o:title=""/>
@@ -12158,9 +12633,6 @@
         </mc:AlternateContent>
       </w:r>
       <w:r>
-        <w:rPr>
-          <w:lang/>
-        </w:rPr>
         <mc:AlternateContent>
           <mc:Choice Requires="wps">
             <w:drawing>
@@ -12234,7 +12706,7 @@
           </mc:Choice>
           <mc:Fallback>
             <w:pict>
-              <v:shape id="任意多边形 77" o:spid="_x0000_s1026" o:spt="100" style="position:absolute;left:0pt;margin-left:510.65pt;margin-top:244pt;height:0.65pt;width:0pt;mso-position-horizontal-relative:page;mso-position-vertical-relative:page;z-index:-251593728;mso-width-relative:page;mso-height-relative:page;" fillcolor="#000000" filled="t" stroked="t" coordsize="1,13" o:gfxdata="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" path="m0,0l0,13,13,13,13,0,0,0xe">
+              <v:shape id="任意多边形 77" o:spid="_x0000_s1026" o:spt="100" style="position:absolute;left:0pt;margin-left:510.65pt;margin-top:244pt;height:0.65pt;width:0pt;mso-position-horizontal-relative:page;mso-position-vertical-relative:page;z-index:-251593728;mso-width-relative:page;mso-height-relative:page;" fillcolor="#000000" filled="t" stroked="t" coordsize="1,13" o:gfxdata="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" path="m0,0l0,13,13,13,13,0,0,0xe">
                 <v:fill on="t" focussize="0,0"/>
                 <v:stroke color="#000000" joinstyle="round"/>
                 <v:imagedata o:title=""/>
@@ -12245,9 +12717,6 @@
         </mc:AlternateContent>
       </w:r>
       <w:r>
-        <w:rPr>
-          <w:lang/>
-        </w:rPr>
         <mc:AlternateContent>
           <mc:Choice Requires="wps">
             <w:drawing>
@@ -12321,7 +12790,7 @@
           </mc:Choice>
           <mc:Fallback>
             <w:pict>
-              <v:shape id="任意多边形 78" o:spid="_x0000_s1026" o:spt="100" style="position:absolute;left:0pt;margin-left:84.65pt;margin-top:269.3pt;height:0pt;width:0.05pt;mso-position-horizontal-relative:page;mso-position-vertical-relative:page;z-index:-251592704;mso-width-relative:page;mso-height-relative:page;" fillcolor="#000000" filled="t" stroked="t" coordsize="635,0" o:gfxdata="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" path="m0,0l0,13,13,13,13,0,0,0xe">
+              <v:shape id="任意多边形 78" o:spid="_x0000_s1026" o:spt="100" style="position:absolute;left:0pt;margin-left:84.65pt;margin-top:269.3pt;height:0pt;width:0.05pt;mso-position-horizontal-relative:page;mso-position-vertical-relative:page;z-index:-251592704;mso-width-relative:page;mso-height-relative:page;" fillcolor="#000000" filled="t" stroked="t" coordsize="635,0" o:gfxdata="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" path="m0,0l0,13,13,13,13,0,0,0xe">
                 <v:fill on="t" focussize="0,0"/>
                 <v:stroke color="#000000" joinstyle="round"/>
                 <v:imagedata o:title=""/>
@@ -12332,9 +12801,6 @@
         </mc:AlternateContent>
       </w:r>
       <w:r>
-        <w:rPr>
-          <w:lang/>
-        </w:rPr>
         <mc:AlternateContent>
           <mc:Choice Requires="wps">
             <w:drawing>
@@ -12408,7 +12874,7 @@
           </mc:Choice>
           <mc:Fallback>
             <w:pict>
-              <v:shape id="任意多边形 79" o:spid="_x0000_s1026" o:spt="100" style="position:absolute;left:0pt;margin-left:84.65pt;margin-top:269.3pt;height:0pt;width:0.05pt;mso-position-horizontal-relative:page;mso-position-vertical-relative:page;z-index:-251591680;mso-width-relative:page;mso-height-relative:page;" fillcolor="#000000" filled="t" stroked="t" coordsize="635,0" o:gfxdata="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" path="m0,0l0,13,13,13,13,0,0,0xe">
+              <v:shape id="任意多边形 79" o:spid="_x0000_s1026" o:spt="100" style="position:absolute;left:0pt;margin-left:84.65pt;margin-top:269.3pt;height:0pt;width:0.05pt;mso-position-horizontal-relative:page;mso-position-vertical-relative:page;z-index:-251591680;mso-width-relative:page;mso-height-relative:page;" fillcolor="#000000" filled="t" stroked="t" coordsize="635,0" o:gfxdata="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" path="m0,0l0,13,13,13,13,0,0,0xe">
                 <v:fill on="t" focussize="0,0"/>
                 <v:stroke color="#000000" joinstyle="round"/>
                 <v:imagedata o:title=""/>
@@ -12419,9 +12885,6 @@
         </mc:AlternateContent>
       </w:r>
       <w:r>
-        <w:rPr>
-          <w:lang/>
-        </w:rPr>
         <mc:AlternateContent>
           <mc:Choice Requires="wps">
             <w:drawing>
@@ -12495,7 +12958,7 @@
           </mc:Choice>
           <mc:Fallback>
             <w:pict>
-              <v:shape id="任意多边形 80" o:spid="_x0000_s1026" o:spt="100" style="position:absolute;left:0pt;margin-left:297.3pt;margin-top:269.3pt;height:0pt;width:0.7pt;mso-position-horizontal-relative:page;mso-position-vertical-relative:page;z-index:-251590656;mso-width-relative:page;mso-height-relative:page;" fillcolor="#000000" filled="t" stroked="t" coordsize="14,1" o:gfxdata="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" path="m0,0l0,13,13,13,13,0,0,0xe">
+              <v:shape id="任意多边形 80" o:spid="_x0000_s1026" o:spt="100" style="position:absolute;left:0pt;margin-left:297.3pt;margin-top:269.3pt;height:0pt;width:0.7pt;mso-position-horizontal-relative:page;mso-position-vertical-relative:page;z-index:-251590656;mso-width-relative:page;mso-height-relative:page;" fillcolor="#000000" filled="t" stroked="t" coordsize="14,1" o:gfxdata="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" path="m0,0l0,13,13,13,13,0,0,0xe">
                 <v:fill on="t" focussize="0,0"/>
                 <v:stroke color="#000000" joinstyle="round"/>
                 <v:imagedata o:title=""/>
@@ -12506,9 +12969,6 @@
         </mc:AlternateContent>
       </w:r>
       <w:r>
-        <w:rPr>
-          <w:lang/>
-        </w:rPr>
         <mc:AlternateContent>
           <mc:Choice Requires="wps">
             <w:drawing>
@@ -12582,7 +13042,7 @@
           </mc:Choice>
           <mc:Fallback>
             <w:pict>
-              <v:shape id="任意多边形 81" o:spid="_x0000_s1026" o:spt="100" style="position:absolute;left:0pt;margin-left:510.65pt;margin-top:269.3pt;height:0pt;width:0.05pt;mso-position-horizontal-relative:page;mso-position-vertical-relative:page;z-index:-251589632;mso-width-relative:page;mso-height-relative:page;" fillcolor="#000000" filled="t" stroked="t" coordsize="635,0" o:gfxdata="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" path="m0,0l0,13,13,13,13,0,0,0xe">
+              <v:shape id="任意多边形 81" o:spid="_x0000_s1026" o:spt="100" style="position:absolute;left:0pt;margin-left:510.65pt;margin-top:269.3pt;height:0pt;width:0.05pt;mso-position-horizontal-relative:page;mso-position-vertical-relative:page;z-index:-251589632;mso-width-relative:page;mso-height-relative:page;" fillcolor="#000000" filled="t" stroked="t" coordsize="635,0" o:gfxdata="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" path="m0,0l0,13,13,13,13,0,0,0xe">
                 <v:fill on="t" focussize="0,0"/>
                 <v:stroke color="#000000" joinstyle="round"/>
                 <v:imagedata o:title=""/>
@@ -12593,9 +13053,6 @@
         </mc:AlternateContent>
       </w:r>
       <w:r>
-        <w:rPr>
-          <w:lang/>
-        </w:rPr>
         <mc:AlternateContent>
           <mc:Choice Requires="wps">
             <w:drawing>
@@ -12669,7 +13126,7 @@
           </mc:Choice>
           <mc:Fallback>
             <w:pict>
-              <v:shape id="任意多边形 82" o:spid="_x0000_s1026" o:spt="100" style="position:absolute;left:0pt;margin-left:510.65pt;margin-top:269.3pt;height:0pt;width:0.05pt;mso-position-horizontal-relative:page;mso-position-vertical-relative:page;z-index:-251588608;mso-width-relative:page;mso-height-relative:page;" fillcolor="#000000" filled="t" stroked="t" coordsize="635,0" o:gfxdata="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" path="m0,0l0,13,13,13,13,0,0,0xe">
+              <v:shape id="任意多边形 82" o:spid="_x0000_s1026" o:spt="100" style="position:absolute;left:0pt;margin-left:510.65pt;margin-top:269.3pt;height:0pt;width:0.05pt;mso-position-horizontal-relative:page;mso-position-vertical-relative:page;z-index:-251588608;mso-width-relative:page;mso-height-relative:page;" fillcolor="#000000" filled="t" stroked="t" coordsize="635,0" o:gfxdata="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" path="m0,0l0,13,13,13,13,0,0,0xe">
                 <v:fill on="t" focussize="0,0"/>
                 <v:stroke color="#000000" joinstyle="round"/>
                 <v:imagedata o:title=""/>
@@ -12806,9 +13263,6 @@
         <w:gridCol w:w="4390"/>
       </w:tblGrid>
       <w:tr>
-        <w:trPr>
-          <w:wBefore w:w="0" w:type="auto"/>
-        </w:trPr>
         <w:tc>
           <w:tcPr>
             <w:tcW w:w="4119" w:type="dxa"/>
@@ -12864,9 +13318,6 @@
         </w:tc>
       </w:tr>
       <w:tr>
-        <w:trPr>
-          <w:wBefore w:w="0" w:type="auto"/>
-        </w:trPr>
         <w:tc>
           <w:tcPr>
             <w:tcW w:w="4119" w:type="dxa"/>
@@ -12919,9 +13370,6 @@
         </w:tc>
       </w:tr>
       <w:tr>
-        <w:trPr>
-          <w:wBefore w:w="0" w:type="auto"/>
-        </w:trPr>
         <w:tc>
           <w:tcPr>
             <w:tcW w:w="4119" w:type="dxa"/>
@@ -12974,9 +13422,6 @@
         </w:tc>
       </w:tr>
       <w:tr>
-        <w:trPr>
-          <w:wBefore w:w="0" w:type="auto"/>
-        </w:trPr>
         <w:tc>
           <w:tcPr>
             <w:tcW w:w="4119" w:type="dxa"/>
@@ -13257,20 +13702,23 @@
 
 <file path=word/people.xml><?xml version="1.0" encoding="utf-8"?>
 <w15:people xmlns:wpc="http://schemas.microsoft.com/office/word/2010/wordprocessingCanvas" xmlns:mc="http://schemas.openxmlformats.org/markup-compatibility/2006" xmlns:o="urn:schemas-microsoft-com:office:office" xmlns:r="http://schemas.openxmlformats.org/officeDocument/2006/relationships" xmlns:m="http://schemas.openxmlformats.org/officeDocument/2006/math" xmlns:v="urn:schemas-microsoft-com:vml" xmlns:wp14="http://schemas.microsoft.com/office/word/2010/wordprocessingDrawing" xmlns:wp="http://schemas.openxmlformats.org/drawingml/2006/wordprocessingDrawing" xmlns:w="http://schemas.openxmlformats.org/wordprocessingml/2006/main" xmlns:w14="http://schemas.microsoft.com/office/word/2010/wordml" xmlns:w15="http://schemas.microsoft.com/office/word/2012/wordml" xmlns:w10="urn:schemas-microsoft-com:office:word" xmlns:wpg="http://schemas.microsoft.com/office/word/2010/wordprocessingGroup" xmlns:wpi="http://schemas.microsoft.com/office/word/2010/wordprocessingInk" xmlns:wne="http://schemas.microsoft.com/office/word/2006/wordml" xmlns:wps="http://schemas.microsoft.com/office/word/2010/wordprocessingShape" xmlns:wpsCustomData="http://www.wps.cn/officeDocument/2013/wpsCustomData" mc:Ignorable="w14 w15 wp14">
+  <w15:person w15:author="宁泰来">
+    <w15:presenceInfo w15:providerId="None" w15:userId="宁泰来"/>
+  </w15:person>
   <w15:person w15:author="李知非">
     <w15:presenceInfo w15:providerId="None" w15:userId="李知非"/>
   </w15:person>
   <w15:person w15:author="刘保莉">
     <w15:presenceInfo w15:providerId="None" w15:userId="刘保莉"/>
   </w15:person>
-  <w15:person w15:author="宁泰来">
-    <w15:presenceInfo w15:providerId="None" w15:userId="宁泰来"/>
-  </w15:person>
   <w15:person w15:author="沈逸尘">
     <w15:presenceInfo w15:providerId="None" w15:userId="沈逸尘"/>
   </w15:person>
   <w15:person w15:author="刘远航">
     <w15:presenceInfo w15:providerId="None" w15:userId="刘远航"/>
+  </w15:person>
+  <w15:person w15:author="刘保莉 [2]">
+    <w15:presenceInfo w15:providerId="WPS Office" w15:userId="3137102532"/>
   </w15:person>
 </w15:people>
 </file>
@@ -13585,7 +14033,6 @@
       <w:rFonts w:ascii="Times New Roman" w:hAnsi="Times New Roman" w:eastAsia="宋体" w:cs="Times New Roman"/>
     </w:rPr>
     <w:tblPr>
-      <w:tblStyle w:val="8"/>
       <w:tblCellMar>
         <w:top w:w="0" w:type="dxa"/>
         <w:left w:w="108" w:type="dxa"/>
@@ -13682,7 +14129,6 @@
       <w:rFonts w:ascii="Times New Roman" w:hAnsi="Times New Roman" w:eastAsia="宋体" w:cs="Times New Roman"/>
     </w:rPr>
     <w:tblPr>
-      <w:tblStyle w:val="8"/>
       <w:tblBorders>
         <w:top w:val="single" w:color="auto" w:sz="4" w:space="0"/>
         <w:left w:val="single" w:color="auto" w:sz="4" w:space="0"/>
